--- a/docs/lab-2/report.docx
+++ b/docs/lab-2/report.docx
@@ -4,15 +4,17 @@
   <w:body>
     <w:p>
       <w:pPr>
-        <w:spacing w:line="360" w:lineRule="auto" w:before="0" w:after="0"/>
-        <w:ind w:firstLine="0"/>
+        <w:pStyle w:val="Normal"/>
+        <w:spacing w:lineRule="auto" w:line="360" w:before="0" w:after="0"/>
+        <w:ind w:hanging="0"/>
         <w:jc w:val="center"/>
+        <w:rPr/>
       </w:pPr>
       <w:r>
         <w:rPr>
-          <w:rFonts w:ascii="Times New Roman" w:hAnsi="Times New Roman" w:eastAsia="Times New Roman" w:cs="Times New Roman"/>
-          <w:b w:val="0"/>
-          <w:i w:val="0"/>
+          <w:rFonts w:eastAsia="Times New Roman" w:cs="Times New Roman"/>
+          <w:b w:val="false"/>
+          <w:i w:val="false"/>
           <w:color w:val="000000"/>
           <w:sz w:val="28"/>
           <w:lang w:val="ru-RU" w:eastAsia="ru-RU" w:bidi="ru-RU"/>
@@ -22,15 +24,17 @@
     </w:p>
     <w:p>
       <w:pPr>
-        <w:spacing w:line="360" w:lineRule="auto" w:before="0" w:after="0"/>
-        <w:ind w:firstLine="0"/>
+        <w:pStyle w:val="Normal"/>
+        <w:spacing w:lineRule="auto" w:line="360" w:before="0" w:after="0"/>
+        <w:ind w:hanging="0"/>
         <w:jc w:val="center"/>
+        <w:rPr/>
       </w:pPr>
       <w:r>
         <w:rPr>
-          <w:rFonts w:ascii="Times New Roman" w:hAnsi="Times New Roman" w:eastAsia="Times New Roman" w:cs="Times New Roman"/>
-          <w:b w:val="0"/>
-          <w:i w:val="0"/>
+          <w:rFonts w:eastAsia="Times New Roman" w:cs="Times New Roman"/>
+          <w:b w:val="false"/>
+          <w:i w:val="false"/>
           <w:color w:val="000000"/>
           <w:sz w:val="28"/>
           <w:lang w:val="ru-RU" w:eastAsia="ru-RU" w:bidi="ru-RU"/>
@@ -40,15 +44,17 @@
     </w:p>
     <w:p>
       <w:pPr>
-        <w:spacing w:line="360" w:lineRule="auto" w:before="0" w:after="0"/>
-        <w:ind w:firstLine="0"/>
+        <w:pStyle w:val="Normal"/>
+        <w:spacing w:lineRule="auto" w:line="360" w:before="0" w:after="0"/>
+        <w:ind w:hanging="0"/>
         <w:jc w:val="center"/>
+        <w:rPr/>
       </w:pPr>
       <w:r>
         <w:rPr>
-          <w:rFonts w:ascii="Times New Roman" w:hAnsi="Times New Roman" w:eastAsia="Times New Roman" w:cs="Times New Roman"/>
-          <w:b w:val="0"/>
-          <w:i w:val="0"/>
+          <w:rFonts w:eastAsia="Times New Roman" w:cs="Times New Roman"/>
+          <w:b w:val="false"/>
+          <w:i w:val="false"/>
           <w:color w:val="000000"/>
           <w:sz w:val="28"/>
           <w:lang w:val="ru-RU" w:eastAsia="ru-RU" w:bidi="ru-RU"/>
@@ -58,15 +64,17 @@
     </w:p>
     <w:p>
       <w:pPr>
-        <w:spacing w:line="360" w:lineRule="auto" w:before="0" w:after="0"/>
-        <w:ind w:firstLine="0"/>
+        <w:pStyle w:val="Normal"/>
+        <w:spacing w:lineRule="auto" w:line="360" w:before="0" w:after="0"/>
+        <w:ind w:hanging="0"/>
         <w:jc w:val="center"/>
+        <w:rPr/>
       </w:pPr>
       <w:r>
         <w:rPr>
-          <w:rFonts w:ascii="Times New Roman" w:hAnsi="Times New Roman" w:eastAsia="Times New Roman" w:cs="Times New Roman"/>
-          <w:b w:val="0"/>
-          <w:i w:val="0"/>
+          <w:rFonts w:eastAsia="Times New Roman" w:cs="Times New Roman"/>
+          <w:b w:val="false"/>
+          <w:i w:val="false"/>
           <w:color w:val="000000"/>
           <w:sz w:val="28"/>
           <w:lang w:val="ru-RU" w:eastAsia="ru-RU" w:bidi="ru-RU"/>
@@ -76,15 +84,17 @@
     </w:p>
     <w:p>
       <w:pPr>
-        <w:spacing w:line="360" w:lineRule="auto" w:before="0" w:after="0"/>
-        <w:ind w:firstLine="0"/>
+        <w:pStyle w:val="Normal"/>
+        <w:spacing w:lineRule="auto" w:line="360" w:before="0" w:after="0"/>
+        <w:ind w:hanging="0"/>
         <w:jc w:val="center"/>
+        <w:rPr/>
       </w:pPr>
       <w:r>
         <w:rPr>
-          <w:rFonts w:ascii="Times New Roman" w:hAnsi="Times New Roman" w:eastAsia="Times New Roman" w:cs="Times New Roman"/>
-          <w:b w:val="0"/>
-          <w:i w:val="0"/>
+          <w:rFonts w:eastAsia="Times New Roman" w:cs="Times New Roman"/>
+          <w:b w:val="false"/>
+          <w:i w:val="false"/>
           <w:color w:val="000000"/>
           <w:sz w:val="28"/>
           <w:lang w:val="ru-RU" w:eastAsia="ru-RU" w:bidi="ru-RU"/>
@@ -94,100 +104,77 @@
     </w:p>
     <w:p>
       <w:pPr>
-        <w:spacing w:line="360" w:lineRule="auto" w:before="0" w:after="0"/>
-        <w:ind w:firstLine="0"/>
+        <w:pStyle w:val="Normal"/>
+        <w:spacing w:lineRule="auto" w:line="360" w:before="0" w:after="0"/>
+        <w:ind w:hanging="0"/>
         <w:jc w:val="both"/>
-      </w:pPr>
-      <w:r>
-        <w:rPr>
-          <w:rFonts w:ascii="Times New Roman" w:hAnsi="Times New Roman" w:eastAsia="Times New Roman" w:cs="Times New Roman"/>
-          <w:b w:val="0"/>
-          <w:i w:val="0"/>
-          <w:color w:val="000000"/>
-          <w:sz w:val="24"/>
-          <w:lang w:val="ru-RU" w:eastAsia="ru-RU" w:bidi="ru-RU"/>
-        </w:rPr>
+        <w:rPr/>
+      </w:pPr>
+      <w:r>
+        <w:rPr/>
       </w:r>
     </w:p>
     <w:p>
       <w:pPr>
-        <w:spacing w:line="360" w:lineRule="auto" w:before="0" w:after="0"/>
-        <w:ind w:firstLine="0"/>
+        <w:pStyle w:val="Normal"/>
+        <w:spacing w:lineRule="auto" w:line="360" w:before="0" w:after="0"/>
+        <w:ind w:hanging="0"/>
         <w:jc w:val="both"/>
-      </w:pPr>
-      <w:r>
-        <w:rPr>
-          <w:rFonts w:ascii="Times New Roman" w:hAnsi="Times New Roman" w:eastAsia="Times New Roman" w:cs="Times New Roman"/>
-          <w:b w:val="0"/>
-          <w:i w:val="0"/>
-          <w:color w:val="000000"/>
-          <w:sz w:val="24"/>
-          <w:lang w:val="ru-RU" w:eastAsia="ru-RU" w:bidi="ru-RU"/>
-        </w:rPr>
+        <w:rPr/>
+      </w:pPr>
+      <w:r>
+        <w:rPr/>
       </w:r>
     </w:p>
     <w:p>
       <w:pPr>
-        <w:spacing w:line="360" w:lineRule="auto" w:before="0" w:after="0"/>
-        <w:ind w:firstLine="0"/>
+        <w:pStyle w:val="Normal"/>
+        <w:spacing w:lineRule="auto" w:line="360" w:before="0" w:after="0"/>
+        <w:ind w:hanging="0"/>
         <w:jc w:val="both"/>
-      </w:pPr>
-      <w:r>
-        <w:rPr>
-          <w:rFonts w:ascii="Times New Roman" w:hAnsi="Times New Roman" w:eastAsia="Times New Roman" w:cs="Times New Roman"/>
-          <w:b w:val="0"/>
-          <w:i w:val="0"/>
-          <w:color w:val="000000"/>
-          <w:sz w:val="24"/>
-          <w:lang w:val="ru-RU" w:eastAsia="ru-RU" w:bidi="ru-RU"/>
-        </w:rPr>
+        <w:rPr/>
+      </w:pPr>
+      <w:r>
+        <w:rPr/>
       </w:r>
     </w:p>
     <w:p>
       <w:pPr>
-        <w:spacing w:line="360" w:lineRule="auto" w:before="0" w:after="0"/>
-        <w:ind w:firstLine="0"/>
+        <w:pStyle w:val="Normal"/>
+        <w:spacing w:lineRule="auto" w:line="360" w:before="0" w:after="0"/>
+        <w:ind w:hanging="0"/>
         <w:jc w:val="both"/>
-      </w:pPr>
-      <w:r>
-        <w:rPr>
-          <w:rFonts w:ascii="Times New Roman" w:hAnsi="Times New Roman" w:eastAsia="Times New Roman" w:cs="Times New Roman"/>
-          <w:b w:val="0"/>
-          <w:i w:val="0"/>
-          <w:color w:val="000000"/>
-          <w:sz w:val="24"/>
-          <w:lang w:val="ru-RU" w:eastAsia="ru-RU" w:bidi="ru-RU"/>
-        </w:rPr>
+        <w:rPr/>
+      </w:pPr>
+      <w:r>
+        <w:rPr/>
       </w:r>
     </w:p>
     <w:p>
       <w:pPr>
-        <w:spacing w:line="360" w:lineRule="auto" w:before="0" w:after="0"/>
-        <w:ind w:firstLine="0"/>
+        <w:pStyle w:val="Normal"/>
+        <w:spacing w:lineRule="auto" w:line="360" w:before="0" w:after="0"/>
+        <w:ind w:hanging="0"/>
         <w:jc w:val="both"/>
-      </w:pPr>
-      <w:r>
-        <w:rPr>
-          <w:rFonts w:ascii="Times New Roman" w:hAnsi="Times New Roman" w:eastAsia="Times New Roman" w:cs="Times New Roman"/>
-          <w:b w:val="0"/>
-          <w:i w:val="0"/>
-          <w:color w:val="000000"/>
-          <w:sz w:val="24"/>
-          <w:lang w:val="ru-RU" w:eastAsia="ru-RU" w:bidi="ru-RU"/>
-        </w:rPr>
+        <w:rPr/>
+      </w:pPr>
+      <w:r>
+        <w:rPr/>
       </w:r>
     </w:p>
     <w:p>
       <w:pPr>
-        <w:spacing w:line="360" w:lineRule="auto" w:before="0" w:after="0"/>
-        <w:ind w:firstLine="0"/>
+        <w:pStyle w:val="Normal"/>
+        <w:spacing w:lineRule="auto" w:line="360" w:before="0" w:after="0"/>
+        <w:ind w:hanging="0"/>
         <w:jc w:val="center"/>
+        <w:rPr/>
       </w:pPr>
       <w:r>
         <w:rPr>
-          <w:rFonts w:ascii="Times New Roman" w:hAnsi="Times New Roman" w:eastAsia="Times New Roman" w:cs="Times New Roman"/>
+          <w:rFonts w:eastAsia="Times New Roman" w:cs="Times New Roman"/>
           <w:b/>
-          <w:i w:val="0"/>
+          <w:i w:val="false"/>
           <w:color w:val="000000"/>
           <w:sz w:val="32"/>
           <w:lang w:val="ru-RU" w:eastAsia="ru-RU" w:bidi="ru-RU"/>
@@ -197,15 +184,17 @@
     </w:p>
     <w:p>
       <w:pPr>
-        <w:spacing w:line="360" w:lineRule="auto" w:before="0" w:after="0"/>
-        <w:ind w:firstLine="0"/>
+        <w:pStyle w:val="Normal"/>
+        <w:spacing w:lineRule="auto" w:line="360" w:before="0" w:after="0"/>
+        <w:ind w:hanging="0"/>
         <w:jc w:val="center"/>
+        <w:rPr/>
       </w:pPr>
       <w:r>
         <w:rPr>
-          <w:rFonts w:ascii="Times New Roman" w:hAnsi="Times New Roman" w:eastAsia="Times New Roman" w:cs="Times New Roman"/>
+          <w:rFonts w:eastAsia="Times New Roman" w:cs="Times New Roman"/>
           <w:b/>
-          <w:i w:val="0"/>
+          <w:i w:val="false"/>
           <w:color w:val="000000"/>
           <w:sz w:val="32"/>
           <w:lang w:val="ru-RU" w:eastAsia="ru-RU" w:bidi="ru-RU"/>
@@ -215,15 +204,17 @@
     </w:p>
     <w:p>
       <w:pPr>
-        <w:spacing w:line="360" w:lineRule="auto" w:before="0" w:after="0"/>
-        <w:ind w:firstLine="0"/>
+        <w:pStyle w:val="Normal"/>
+        <w:spacing w:lineRule="auto" w:line="360" w:before="0" w:after="0"/>
+        <w:ind w:hanging="0"/>
         <w:jc w:val="center"/>
+        <w:rPr/>
       </w:pPr>
       <w:r>
         <w:rPr>
-          <w:rFonts w:ascii="Times New Roman" w:hAnsi="Times New Roman" w:eastAsia="Times New Roman" w:cs="Times New Roman"/>
+          <w:rFonts w:eastAsia="Times New Roman" w:cs="Times New Roman"/>
           <w:b/>
-          <w:i w:val="0"/>
+          <w:i w:val="false"/>
           <w:color w:val="000000"/>
           <w:sz w:val="28"/>
           <w:lang w:val="ru-RU" w:eastAsia="ru-RU" w:bidi="ru-RU"/>
@@ -233,15 +224,17 @@
     </w:p>
     <w:p>
       <w:pPr>
-        <w:spacing w:line="360" w:lineRule="auto" w:before="160" w:after="0"/>
-        <w:ind w:firstLine="0"/>
+        <w:pStyle w:val="Normal"/>
+        <w:spacing w:lineRule="auto" w:line="360" w:before="160" w:after="0"/>
+        <w:ind w:hanging="0"/>
         <w:jc w:val="center"/>
+        <w:rPr/>
       </w:pPr>
       <w:r>
         <w:rPr>
-          <w:rFonts w:ascii="Times New Roman" w:hAnsi="Times New Roman" w:eastAsia="Times New Roman" w:cs="Times New Roman"/>
-          <w:b w:val="0"/>
-          <w:i w:val="0"/>
+          <w:rFonts w:eastAsia="Times New Roman" w:cs="Times New Roman"/>
+          <w:b w:val="false"/>
+          <w:i w:val="false"/>
           <w:color w:val="000000"/>
           <w:sz w:val="28"/>
           <w:lang w:val="ru-RU" w:eastAsia="ru-RU" w:bidi="ru-RU"/>
@@ -251,15 +244,17 @@
     </w:p>
     <w:p>
       <w:pPr>
-        <w:spacing w:line="360" w:lineRule="auto" w:before="160" w:after="0"/>
-        <w:ind w:firstLine="0"/>
+        <w:pStyle w:val="Normal"/>
+        <w:spacing w:lineRule="auto" w:line="360" w:before="160" w:after="0"/>
+        <w:ind w:hanging="0"/>
         <w:jc w:val="center"/>
+        <w:rPr/>
       </w:pPr>
       <w:r>
         <w:rPr>
-          <w:rFonts w:ascii="Times New Roman" w:hAnsi="Times New Roman" w:eastAsia="Times New Roman" w:cs="Times New Roman"/>
-          <w:b w:val="0"/>
-          <w:i w:val="0"/>
+          <w:rFonts w:eastAsia="Times New Roman" w:cs="Times New Roman"/>
+          <w:b w:val="false"/>
+          <w:i w:val="false"/>
           <w:color w:val="000000"/>
           <w:sz w:val="28"/>
           <w:lang w:val="ru-RU" w:eastAsia="ru-RU" w:bidi="ru-RU"/>
@@ -269,66 +264,53 @@
     </w:p>
     <w:p>
       <w:pPr>
-        <w:spacing w:line="360" w:lineRule="auto" w:before="0" w:after="0"/>
-        <w:ind w:firstLine="0"/>
+        <w:pStyle w:val="Normal"/>
+        <w:spacing w:lineRule="auto" w:line="360" w:before="0" w:after="0"/>
+        <w:ind w:hanging="0"/>
         <w:jc w:val="both"/>
-      </w:pPr>
-      <w:r>
-        <w:rPr>
-          <w:rFonts w:ascii="Times New Roman" w:hAnsi="Times New Roman" w:eastAsia="Times New Roman" w:cs="Times New Roman"/>
-          <w:b w:val="0"/>
-          <w:i w:val="0"/>
-          <w:color w:val="000000"/>
-          <w:sz w:val="24"/>
-          <w:lang w:val="ru-RU" w:eastAsia="ru-RU" w:bidi="ru-RU"/>
-        </w:rPr>
+        <w:rPr/>
+      </w:pPr>
+      <w:r>
+        <w:rPr/>
       </w:r>
     </w:p>
     <w:p>
       <w:pPr>
-        <w:spacing w:line="360" w:lineRule="auto" w:before="0" w:after="0"/>
-        <w:ind w:firstLine="0"/>
+        <w:pStyle w:val="Normal"/>
+        <w:spacing w:lineRule="auto" w:line="360" w:before="0" w:after="0"/>
+        <w:ind w:hanging="0"/>
         <w:jc w:val="both"/>
-      </w:pPr>
-      <w:r>
-        <w:rPr>
-          <w:rFonts w:ascii="Times New Roman" w:hAnsi="Times New Roman" w:eastAsia="Times New Roman" w:cs="Times New Roman"/>
-          <w:b w:val="0"/>
-          <w:i w:val="0"/>
-          <w:color w:val="000000"/>
-          <w:sz w:val="24"/>
-          <w:lang w:val="ru-RU" w:eastAsia="ru-RU" w:bidi="ru-RU"/>
-        </w:rPr>
+        <w:rPr/>
+      </w:pPr>
+      <w:r>
+        <w:rPr/>
       </w:r>
     </w:p>
     <w:p>
       <w:pPr>
-        <w:spacing w:line="360" w:lineRule="auto" w:before="0" w:after="0"/>
-        <w:ind w:firstLine="0"/>
+        <w:pStyle w:val="Normal"/>
+        <w:spacing w:lineRule="auto" w:line="360" w:before="0" w:after="0"/>
+        <w:ind w:hanging="0"/>
         <w:jc w:val="both"/>
-      </w:pPr>
-      <w:r>
-        <w:rPr>
-          <w:rFonts w:ascii="Times New Roman" w:hAnsi="Times New Roman" w:eastAsia="Times New Roman" w:cs="Times New Roman"/>
-          <w:b w:val="0"/>
-          <w:i w:val="0"/>
-          <w:color w:val="000000"/>
-          <w:sz w:val="24"/>
-          <w:lang w:val="ru-RU" w:eastAsia="ru-RU" w:bidi="ru-RU"/>
-        </w:rPr>
+        <w:rPr/>
+      </w:pPr>
+      <w:r>
+        <w:rPr/>
       </w:r>
     </w:p>
     <w:p>
       <w:pPr>
-        <w:spacing w:line="360" w:lineRule="auto" w:before="0" w:after="0"/>
-        <w:ind w:firstLine="0"/>
+        <w:pStyle w:val="Normal"/>
+        <w:spacing w:lineRule="auto" w:line="360" w:before="0" w:after="0"/>
+        <w:ind w:hanging="0"/>
         <w:jc w:val="center"/>
+        <w:rPr/>
       </w:pPr>
       <w:r>
         <w:rPr>
-          <w:rFonts w:ascii="Times New Roman" w:hAnsi="Times New Roman" w:eastAsia="Times New Roman" w:cs="Times New Roman"/>
-          <w:b w:val="0"/>
-          <w:i w:val="0"/>
+          <w:rFonts w:eastAsia="Times New Roman" w:cs="Times New Roman"/>
+          <w:b w:val="false"/>
+          <w:i w:val="false"/>
           <w:color w:val="000000"/>
           <w:sz w:val="28"/>
           <w:lang w:val="ru-RU" w:eastAsia="ru-RU" w:bidi="ru-RU"/>
@@ -338,15 +320,17 @@
     </w:p>
     <w:p>
       <w:pPr>
-        <w:spacing w:line="360" w:lineRule="auto" w:before="0" w:after="0"/>
-        <w:ind w:firstLine="0"/>
+        <w:pStyle w:val="Normal"/>
+        <w:spacing w:lineRule="auto" w:line="360" w:before="0" w:after="0"/>
+        <w:ind w:hanging="0"/>
         <w:jc w:val="center"/>
+        <w:rPr/>
       </w:pPr>
       <w:r>
         <w:rPr>
-          <w:rFonts w:ascii="Times New Roman" w:hAnsi="Times New Roman" w:eastAsia="Times New Roman" w:cs="Times New Roman"/>
-          <w:b w:val="0"/>
-          <w:i w:val="0"/>
+          <w:rFonts w:eastAsia="Times New Roman" w:cs="Times New Roman"/>
+          <w:b w:val="false"/>
+          <w:i w:val="false"/>
           <w:color w:val="000000"/>
           <w:sz w:val="28"/>
           <w:lang w:val="ru-RU" w:eastAsia="ru-RU" w:bidi="ru-RU"/>
@@ -356,112 +340,99 @@
     </w:p>
     <w:p>
       <w:pPr>
-        <w:spacing w:line="360" w:lineRule="auto" w:before="0" w:after="0"/>
-        <w:ind w:firstLine="0"/>
+        <w:pStyle w:val="Normal"/>
+        <w:spacing w:lineRule="auto" w:line="360" w:before="0" w:after="0"/>
+        <w:ind w:hanging="0"/>
         <w:jc w:val="both"/>
-      </w:pPr>
-      <w:r>
-        <w:rPr>
-          <w:rFonts w:ascii="Times New Roman" w:hAnsi="Times New Roman" w:eastAsia="Times New Roman" w:cs="Times New Roman"/>
-          <w:b w:val="0"/>
-          <w:i w:val="0"/>
-          <w:color w:val="000000"/>
-          <w:sz w:val="24"/>
-          <w:lang w:val="ru-RU" w:eastAsia="ru-RU" w:bidi="ru-RU"/>
-        </w:rPr>
+        <w:rPr/>
+      </w:pPr>
+      <w:r>
+        <w:rPr/>
       </w:r>
     </w:p>
     <w:p>
       <w:pPr>
-        <w:spacing w:line="360" w:lineRule="auto" w:before="0" w:after="0"/>
-        <w:ind w:firstLine="0"/>
+        <w:pStyle w:val="Normal"/>
+        <w:spacing w:lineRule="auto" w:line="360" w:before="0" w:after="0"/>
+        <w:ind w:hanging="0"/>
         <w:jc w:val="both"/>
-      </w:pPr>
-      <w:r>
-        <w:rPr>
-          <w:rFonts w:ascii="Times New Roman" w:hAnsi="Times New Roman" w:eastAsia="Times New Roman" w:cs="Times New Roman"/>
-          <w:b w:val="0"/>
-          <w:i w:val="0"/>
-          <w:color w:val="000000"/>
-          <w:sz w:val="24"/>
-          <w:lang w:val="ru-RU" w:eastAsia="ru-RU" w:bidi="ru-RU"/>
-        </w:rPr>
+        <w:rPr/>
+      </w:pPr>
+      <w:r>
+        <w:rPr/>
       </w:r>
     </w:p>
     <w:p>
       <w:pPr>
-        <w:spacing w:line="360" w:lineRule="auto" w:before="0" w:after="0"/>
-        <w:ind w:firstLine="0"/>
+        <w:pStyle w:val="Normal"/>
+        <w:spacing w:lineRule="auto" w:line="360" w:before="0" w:after="0"/>
+        <w:ind w:hanging="0"/>
         <w:jc w:val="both"/>
-      </w:pPr>
-      <w:r>
-        <w:rPr>
-          <w:rFonts w:ascii="Times New Roman" w:hAnsi="Times New Roman" w:eastAsia="Times New Roman" w:cs="Times New Roman"/>
-          <w:b w:val="0"/>
-          <w:i w:val="0"/>
-          <w:color w:val="000000"/>
-          <w:sz w:val="24"/>
-          <w:lang w:val="ru-RU" w:eastAsia="ru-RU" w:bidi="ru-RU"/>
-        </w:rPr>
+        <w:rPr/>
+      </w:pPr>
+      <w:r>
+        <w:rPr/>
       </w:r>
     </w:p>
     <w:p>
       <w:pPr>
-        <w:spacing w:line="360" w:lineRule="auto" w:before="0" w:after="0"/>
-        <w:ind w:firstLine="0"/>
+        <w:pStyle w:val="Normal"/>
+        <w:spacing w:lineRule="auto" w:line="360" w:before="0" w:after="0"/>
+        <w:ind w:hanging="0"/>
         <w:jc w:val="both"/>
-      </w:pPr>
-      <w:r>
-        <w:rPr>
-          <w:rFonts w:ascii="Times New Roman" w:hAnsi="Times New Roman" w:eastAsia="Times New Roman" w:cs="Times New Roman"/>
-          <w:b w:val="0"/>
-          <w:i w:val="0"/>
-          <w:color w:val="000000"/>
-          <w:sz w:val="24"/>
-          <w:lang w:val="ru-RU" w:eastAsia="ru-RU" w:bidi="ru-RU"/>
-        </w:rPr>
+        <w:rPr/>
+      </w:pPr>
+      <w:r>
+        <w:rPr/>
       </w:r>
     </w:p>
     <w:p>
       <w:pPr>
-        <w:spacing w:line="360" w:lineRule="auto" w:before="0" w:after="0"/>
-        <w:ind w:firstLine="0"/>
+        <w:pStyle w:val="Normal"/>
+        <w:spacing w:lineRule="auto" w:line="360" w:before="0" w:after="0"/>
+        <w:ind w:hanging="0"/>
         <w:jc w:val="both"/>
-      </w:pPr>
-      <w:r>
-        <w:rPr>
-          <w:rFonts w:ascii="Times New Roman" w:hAnsi="Times New Roman" w:eastAsia="Times New Roman" w:cs="Times New Roman"/>
-          <w:b w:val="0"/>
-          <w:i w:val="0"/>
-          <w:color w:val="000000"/>
-          <w:sz w:val="24"/>
-          <w:lang w:val="ru-RU" w:eastAsia="ru-RU" w:bidi="ru-RU"/>
-        </w:rPr>
+        <w:rPr/>
+      </w:pPr>
+      <w:r>
+        <w:rPr/>
       </w:r>
     </w:p>
     <w:tbl>
       <w:tblPr>
-        <w:tblW w:type="auto" w:w="0"/>
+        <w:tblW w:w="9070" w:type="dxa"/>
+        <w:jc w:val="left"/>
+        <w:tblInd w:w="0" w:type="dxa"/>
         <w:tblLayout w:type="fixed"/>
-        <w:tblLook w:firstColumn="1" w:firstRow="1" w:lastColumn="0" w:lastRow="0" w:noHBand="0" w:noVBand="1" w:val="04A0"/>
+        <w:tblCellMar>
+          <w:top w:w="0" w:type="dxa"/>
+          <w:left w:w="108" w:type="dxa"/>
+          <w:bottom w:w="0" w:type="dxa"/>
+          <w:right w:w="108" w:type="dxa"/>
+        </w:tblCellMar>
+        <w:tblLook w:firstRow="1" w:noVBand="1" w:lastRow="0" w:firstColumn="1" w:lastColumn="0" w:noHBand="0" w:val="04a0"/>
       </w:tblPr>
       <w:tblGrid>
         <w:gridCol w:w="4535"/>
-        <w:gridCol w:w="4535"/>
+        <w:gridCol w:w="4534"/>
       </w:tblGrid>
       <w:tr>
+        <w:trPr/>
         <w:tc>
           <w:tcPr>
-            <w:tcW w:type="dxa" w:w="5102"/>
+            <w:tcW w:w="4535" w:type="dxa"/>
+            <w:tcBorders/>
           </w:tcPr>
           <w:p>
             <w:pPr>
-              <w:ind w:firstLine="0"/>
+              <w:pStyle w:val="Normal"/>
+              <w:ind w:hanging="0"/>
               <w:jc w:val="left"/>
+              <w:rPr/>
             </w:pPr>
             <w:r>
               <w:rPr>
-                <w:rFonts w:ascii="Times New Roman" w:hAnsi="Times New Roman" w:eastAsia="Times New Roman" w:cs="Times New Roman"/>
+                <w:rFonts w:eastAsia="Times New Roman" w:cs="Times New Roman"/>
                 <w:color w:val="000000"/>
                 <w:sz w:val="28"/>
                 <w:lang w:val="ru-RU" w:eastAsia="ru-RU" w:bidi="ru-RU"/>
@@ -472,16 +443,19 @@
         </w:tc>
         <w:tc>
           <w:tcPr>
-            <w:tcW w:type="dxa" w:w="5102"/>
+            <w:tcW w:w="4534" w:type="dxa"/>
+            <w:tcBorders/>
           </w:tcPr>
           <w:p>
             <w:pPr>
-              <w:ind w:firstLine="0"/>
+              <w:pStyle w:val="Normal"/>
+              <w:ind w:hanging="0"/>
               <w:jc w:val="right"/>
+              <w:rPr/>
             </w:pPr>
             <w:r>
               <w:rPr>
-                <w:rFonts w:ascii="Times New Roman" w:hAnsi="Times New Roman" w:eastAsia="Times New Roman" w:cs="Times New Roman"/>
+                <w:rFonts w:eastAsia="Times New Roman" w:cs="Times New Roman"/>
                 <w:color w:val="000000"/>
                 <w:sz w:val="28"/>
                 <w:lang w:val="ru-RU" w:eastAsia="ru-RU" w:bidi="ru-RU"/>
@@ -492,18 +466,22 @@
         </w:tc>
       </w:tr>
       <w:tr>
+        <w:trPr/>
         <w:tc>
           <w:tcPr>
-            <w:tcW w:type="dxa" w:w="5102"/>
+            <w:tcW w:w="4535" w:type="dxa"/>
+            <w:tcBorders/>
           </w:tcPr>
           <w:p>
             <w:pPr>
-              <w:ind w:firstLine="0"/>
+              <w:pStyle w:val="Normal"/>
+              <w:ind w:hanging="0"/>
               <w:jc w:val="left"/>
+              <w:rPr/>
             </w:pPr>
             <w:r>
               <w:rPr>
-                <w:rFonts w:ascii="Times New Roman" w:hAnsi="Times New Roman" w:eastAsia="Times New Roman" w:cs="Times New Roman"/>
+                <w:rFonts w:eastAsia="Times New Roman" w:cs="Times New Roman"/>
                 <w:color w:val="000000"/>
                 <w:sz w:val="28"/>
                 <w:lang w:val="ru-RU" w:eastAsia="ru-RU" w:bidi="ru-RU"/>
@@ -514,16 +492,19 @@
         </w:tc>
         <w:tc>
           <w:tcPr>
-            <w:tcW w:type="dxa" w:w="5102"/>
+            <w:tcW w:w="4534" w:type="dxa"/>
+            <w:tcBorders/>
           </w:tcPr>
           <w:p>
             <w:pPr>
-              <w:ind w:firstLine="0"/>
+              <w:pStyle w:val="Normal"/>
+              <w:ind w:hanging="0"/>
               <w:jc w:val="right"/>
+              <w:rPr/>
             </w:pPr>
             <w:r>
               <w:rPr>
-                <w:rFonts w:ascii="Times New Roman" w:hAnsi="Times New Roman" w:eastAsia="Times New Roman" w:cs="Times New Roman"/>
+                <w:rFonts w:eastAsia="Times New Roman" w:cs="Times New Roman"/>
                 <w:color w:val="000000"/>
                 <w:sz w:val="28"/>
                 <w:lang w:val="ru-RU" w:eastAsia="ru-RU" w:bidi="ru-RU"/>
@@ -536,40 +517,36 @@
     </w:tbl>
     <w:p>
       <w:pPr>
-        <w:spacing w:line="360" w:lineRule="auto" w:before="560" w:after="0"/>
-        <w:ind w:firstLine="0"/>
+        <w:pStyle w:val="Normal"/>
+        <w:spacing w:lineRule="auto" w:line="360" w:before="560" w:after="0"/>
+        <w:ind w:hanging="0"/>
         <w:jc w:val="center"/>
+        <w:rPr/>
       </w:pPr>
       <w:r>
         <w:rPr>
-          <w:rFonts w:ascii="Times New Roman" w:hAnsi="Times New Roman" w:eastAsia="Times New Roman" w:cs="Times New Roman"/>
-          <w:b w:val="0"/>
-          <w:i w:val="0"/>
+          <w:rFonts w:eastAsia="Times New Roman" w:cs="Times New Roman"/>
+          <w:b w:val="false"/>
+          <w:i w:val="false"/>
           <w:color w:val="000000"/>
           <w:sz w:val="28"/>
           <w:lang w:val="ru-RU" w:eastAsia="ru-RU" w:bidi="ru-RU"/>
         </w:rPr>
         <w:t>Омск 2026</w:t>
       </w:r>
+      <w:r>
+        <w:br w:type="page"/>
+      </w:r>
     </w:p>
     <w:p>
+      <w:pPr>
+        <w:pStyle w:val="Heading1"/>
+        <w:spacing w:before="0" w:after="0"/>
+        <w:rPr/>
+      </w:pPr>
       <w:r>
         <w:rPr>
-          <w:rFonts w:ascii="Times New Roman" w:hAnsi="Times New Roman" w:eastAsia="Times New Roman" w:cs="Times New Roman"/>
-          <w:color w:val="000000"/>
-          <w:sz w:val="28"/>
-          <w:lang w:val="ru-RU" w:eastAsia="ru-RU" w:bidi="ru-RU"/>
-        </w:rPr>
-        <w:br w:type="page"/>
-      </w:r>
-    </w:p>
-    <w:p>
-      <w:pPr>
-        <w:pStyle w:val="Heading1"/>
-      </w:pPr>
-      <w:r>
-        <w:rPr>
-          <w:rFonts w:ascii="Times New Roman" w:hAnsi="Times New Roman" w:eastAsia="Times New Roman" w:cs="Times New Roman"/>
+          <w:rFonts w:eastAsia="Times New Roman" w:cs="Times New Roman"/>
           <w:b/>
           <w:color w:val="000000"/>
           <w:sz w:val="32"/>
@@ -580,15 +557,17 @@
     </w:p>
     <w:p>
       <w:pPr>
-        <w:spacing w:line="360" w:lineRule="auto" w:before="0" w:after="0"/>
+        <w:pStyle w:val="Normal"/>
+        <w:spacing w:lineRule="auto" w:line="360" w:before="0" w:after="0"/>
         <w:ind w:firstLine="709"/>
         <w:jc w:val="both"/>
+        <w:rPr/>
       </w:pPr>
       <w:r>
         <w:rPr>
-          <w:rFonts w:ascii="Times New Roman" w:hAnsi="Times New Roman" w:eastAsia="Times New Roman" w:cs="Times New Roman"/>
-          <w:b w:val="0"/>
-          <w:i w:val="0"/>
+          <w:rFonts w:eastAsia="Times New Roman" w:cs="Times New Roman"/>
+          <w:b w:val="false"/>
+          <w:i w:val="false"/>
           <w:color w:val="000000"/>
           <w:sz w:val="28"/>
           <w:lang w:val="ru-RU" w:eastAsia="ru-RU" w:bidi="ru-RU"/>
@@ -598,15 +577,17 @@
     </w:p>
     <w:p>
       <w:pPr>
-        <w:spacing w:line="360" w:lineRule="auto" w:before="0" w:after="0"/>
+        <w:pStyle w:val="Normal"/>
+        <w:spacing w:lineRule="auto" w:line="360" w:before="0" w:after="0"/>
         <w:ind w:firstLine="709"/>
         <w:jc w:val="both"/>
+        <w:rPr/>
       </w:pPr>
       <w:r>
         <w:rPr>
-          <w:rFonts w:ascii="Times New Roman" w:hAnsi="Times New Roman" w:eastAsia="Times New Roman" w:cs="Times New Roman"/>
-          <w:b w:val="0"/>
-          <w:i w:val="0"/>
+          <w:rFonts w:eastAsia="Times New Roman" w:cs="Times New Roman"/>
+          <w:b w:val="false"/>
+          <w:i w:val="false"/>
           <w:color w:val="000000"/>
           <w:sz w:val="28"/>
           <w:lang w:val="ru-RU" w:eastAsia="ru-RU" w:bidi="ru-RU"/>
@@ -616,15 +597,17 @@
     </w:p>
     <w:p>
       <w:pPr>
-        <w:spacing w:line="360" w:lineRule="auto" w:before="0" w:after="0"/>
+        <w:pStyle w:val="Normal"/>
+        <w:spacing w:lineRule="auto" w:line="360" w:before="0" w:after="0"/>
         <w:ind w:firstLine="709"/>
         <w:jc w:val="both"/>
+        <w:rPr/>
       </w:pPr>
       <w:r>
         <w:rPr>
-          <w:rFonts w:ascii="Times New Roman" w:hAnsi="Times New Roman" w:eastAsia="Times New Roman" w:cs="Times New Roman"/>
-          <w:b w:val="0"/>
-          <w:i w:val="0"/>
+          <w:rFonts w:eastAsia="Times New Roman" w:cs="Times New Roman"/>
+          <w:b w:val="false"/>
+          <w:i w:val="false"/>
           <w:color w:val="000000"/>
           <w:sz w:val="28"/>
           <w:lang w:val="ru-RU" w:eastAsia="ru-RU" w:bidi="ru-RU"/>
@@ -634,15 +617,17 @@
     </w:p>
     <w:p>
       <w:pPr>
-        <w:spacing w:line="360" w:lineRule="auto" w:before="0" w:after="0"/>
+        <w:pStyle w:val="Normal"/>
+        <w:spacing w:lineRule="auto" w:line="360" w:before="0" w:after="0"/>
         <w:ind w:firstLine="709"/>
         <w:jc w:val="both"/>
+        <w:rPr/>
       </w:pPr>
       <w:r>
         <w:rPr>
-          <w:rFonts w:ascii="Times New Roman" w:hAnsi="Times New Roman" w:eastAsia="Times New Roman" w:cs="Times New Roman"/>
-          <w:b w:val="0"/>
-          <w:i w:val="0"/>
+          <w:rFonts w:eastAsia="Times New Roman" w:cs="Times New Roman"/>
+          <w:b w:val="false"/>
+          <w:i w:val="false"/>
           <w:color w:val="000000"/>
           <w:sz w:val="28"/>
           <w:lang w:val="ru-RU" w:eastAsia="ru-RU" w:bidi="ru-RU"/>
@@ -652,15 +637,17 @@
     </w:p>
     <w:p>
       <w:pPr>
-        <w:spacing w:line="360" w:lineRule="auto" w:before="0" w:after="0"/>
+        <w:pStyle w:val="Normal"/>
+        <w:spacing w:lineRule="auto" w:line="360" w:before="0" w:after="0"/>
         <w:ind w:firstLine="709"/>
         <w:jc w:val="both"/>
+        <w:rPr/>
       </w:pPr>
       <w:r>
         <w:rPr>
-          <w:rFonts w:ascii="Times New Roman" w:hAnsi="Times New Roman" w:eastAsia="Times New Roman" w:cs="Times New Roman"/>
-          <w:b w:val="0"/>
-          <w:i w:val="0"/>
+          <w:rFonts w:eastAsia="Times New Roman" w:cs="Times New Roman"/>
+          <w:b w:val="false"/>
+          <w:i w:val="false"/>
           <w:color w:val="000000"/>
           <w:sz w:val="28"/>
           <w:lang w:val="ru-RU" w:eastAsia="ru-RU" w:bidi="ru-RU"/>
@@ -669,23 +656,26 @@
       </w:r>
     </w:p>
     <w:p>
-      <w:r>
-        <w:rPr>
-          <w:rFonts w:ascii="Times New Roman" w:hAnsi="Times New Roman" w:eastAsia="Times New Roman" w:cs="Times New Roman"/>
-          <w:color w:val="000000"/>
-          <w:sz w:val="28"/>
-          <w:lang w:val="ru-RU" w:eastAsia="ru-RU" w:bidi="ru-RU"/>
-        </w:rPr>
+      <w:pPr>
+        <w:pStyle w:val="Normal"/>
+        <w:rPr/>
+      </w:pPr>
+      <w:r>
+        <w:rPr/>
+      </w:r>
+      <w:r>
         <w:br w:type="page"/>
       </w:r>
     </w:p>
     <w:p>
       <w:pPr>
         <w:pStyle w:val="Heading1"/>
+        <w:spacing w:before="0" w:after="0"/>
+        <w:rPr/>
       </w:pPr>
       <w:r>
         <w:rPr>
-          <w:rFonts w:ascii="Times New Roman" w:hAnsi="Times New Roman" w:eastAsia="Times New Roman" w:cs="Times New Roman"/>
+          <w:rFonts w:eastAsia="Times New Roman" w:cs="Times New Roman"/>
           <w:b/>
           <w:color w:val="000000"/>
           <w:sz w:val="32"/>
@@ -696,15 +686,18 @@
     </w:p>
     <w:p>
       <w:pPr>
+        <w:pStyle w:val="Normal"/>
         <w:tabs>
-          <w:tab w:pos="9638" w:val="right" w:leader="dot"/>
+          <w:tab w:val="clear" w:pos="720"/>
+          <w:tab w:val="right" w:pos="9638" w:leader="dot"/>
         </w:tabs>
-        <w:spacing w:line="360" w:lineRule="auto"/>
-        <w:ind w:firstLine="0"/>
+        <w:spacing w:lineRule="auto" w:line="360"/>
+        <w:ind w:hanging="0"/>
+        <w:rPr/>
       </w:pPr>
       <w:r>
         <w:rPr>
-          <w:rFonts w:ascii="Times New Roman" w:hAnsi="Times New Roman" w:eastAsia="Times New Roman" w:cs="Times New Roman"/>
+          <w:rFonts w:eastAsia="Times New Roman" w:cs="Times New Roman"/>
           <w:color w:val="000000"/>
           <w:sz w:val="28"/>
           <w:lang w:val="ru-RU" w:eastAsia="ru-RU" w:bidi="ru-RU"/>
@@ -716,15 +709,18 @@
     </w:p>
     <w:p>
       <w:pPr>
+        <w:pStyle w:val="Normal"/>
         <w:tabs>
-          <w:tab w:pos="9638" w:val="right" w:leader="dot"/>
+          <w:tab w:val="clear" w:pos="720"/>
+          <w:tab w:val="right" w:pos="9638" w:leader="dot"/>
         </w:tabs>
-        <w:spacing w:line="360" w:lineRule="auto"/>
-        <w:ind w:firstLine="0"/>
+        <w:spacing w:lineRule="auto" w:line="360"/>
+        <w:ind w:hanging="0"/>
+        <w:rPr/>
       </w:pPr>
       <w:r>
         <w:rPr>
-          <w:rFonts w:ascii="Times New Roman" w:hAnsi="Times New Roman" w:eastAsia="Times New Roman" w:cs="Times New Roman"/>
+          <w:rFonts w:eastAsia="Times New Roman" w:cs="Times New Roman"/>
           <w:color w:val="000000"/>
           <w:sz w:val="28"/>
           <w:lang w:val="ru-RU" w:eastAsia="ru-RU" w:bidi="ru-RU"/>
@@ -736,15 +732,18 @@
     </w:p>
     <w:p>
       <w:pPr>
+        <w:pStyle w:val="Normal"/>
         <w:tabs>
-          <w:tab w:pos="9638" w:val="right" w:leader="dot"/>
+          <w:tab w:val="clear" w:pos="720"/>
+          <w:tab w:val="right" w:pos="9638" w:leader="dot"/>
         </w:tabs>
-        <w:spacing w:line="360" w:lineRule="auto"/>
-        <w:ind w:firstLine="0"/>
+        <w:spacing w:lineRule="auto" w:line="360"/>
+        <w:ind w:hanging="0"/>
+        <w:rPr/>
       </w:pPr>
       <w:r>
         <w:rPr>
-          <w:rFonts w:ascii="Times New Roman" w:hAnsi="Times New Roman" w:eastAsia="Times New Roman" w:cs="Times New Roman"/>
+          <w:rFonts w:eastAsia="Times New Roman" w:cs="Times New Roman"/>
           <w:color w:val="000000"/>
           <w:sz w:val="28"/>
           <w:lang w:val="ru-RU" w:eastAsia="ru-RU" w:bidi="ru-RU"/>
@@ -756,15 +755,18 @@
     </w:p>
     <w:p>
       <w:pPr>
+        <w:pStyle w:val="Normal"/>
         <w:tabs>
-          <w:tab w:pos="9638" w:val="right" w:leader="dot"/>
+          <w:tab w:val="clear" w:pos="720"/>
+          <w:tab w:val="right" w:pos="9638" w:leader="dot"/>
         </w:tabs>
-        <w:spacing w:line="360" w:lineRule="auto"/>
-        <w:ind w:firstLine="0"/>
+        <w:spacing w:lineRule="auto" w:line="360"/>
+        <w:ind w:hanging="0"/>
+        <w:rPr/>
       </w:pPr>
       <w:r>
         <w:rPr>
-          <w:rFonts w:ascii="Times New Roman" w:hAnsi="Times New Roman" w:eastAsia="Times New Roman" w:cs="Times New Roman"/>
+          <w:rFonts w:eastAsia="Times New Roman" w:cs="Times New Roman"/>
           <w:color w:val="000000"/>
           <w:sz w:val="28"/>
           <w:lang w:val="ru-RU" w:eastAsia="ru-RU" w:bidi="ru-RU"/>
@@ -776,15 +778,18 @@
     </w:p>
     <w:p>
       <w:pPr>
+        <w:pStyle w:val="Normal"/>
         <w:tabs>
-          <w:tab w:pos="9638" w:val="right" w:leader="dot"/>
+          <w:tab w:val="clear" w:pos="720"/>
+          <w:tab w:val="right" w:pos="9638" w:leader="dot"/>
         </w:tabs>
-        <w:spacing w:line="360" w:lineRule="auto"/>
-        <w:ind w:firstLine="0"/>
+        <w:spacing w:lineRule="auto" w:line="360"/>
+        <w:ind w:hanging="0"/>
+        <w:rPr/>
       </w:pPr>
       <w:r>
         <w:rPr>
-          <w:rFonts w:ascii="Times New Roman" w:hAnsi="Times New Roman" w:eastAsia="Times New Roman" w:cs="Times New Roman"/>
+          <w:rFonts w:eastAsia="Times New Roman" w:cs="Times New Roman"/>
           <w:color w:val="000000"/>
           <w:sz w:val="28"/>
           <w:lang w:val="ru-RU" w:eastAsia="ru-RU" w:bidi="ru-RU"/>
@@ -796,15 +801,18 @@
     </w:p>
     <w:p>
       <w:pPr>
+        <w:pStyle w:val="Normal"/>
         <w:tabs>
-          <w:tab w:pos="9638" w:val="right" w:leader="dot"/>
+          <w:tab w:val="clear" w:pos="720"/>
+          <w:tab w:val="right" w:pos="9638" w:leader="dot"/>
         </w:tabs>
-        <w:spacing w:line="360" w:lineRule="auto"/>
-        <w:ind w:firstLine="0"/>
+        <w:spacing w:lineRule="auto" w:line="360"/>
+        <w:ind w:hanging="0"/>
+        <w:rPr/>
       </w:pPr>
       <w:r>
         <w:rPr>
-          <w:rFonts w:ascii="Times New Roman" w:hAnsi="Times New Roman" w:eastAsia="Times New Roman" w:cs="Times New Roman"/>
+          <w:rFonts w:eastAsia="Times New Roman" w:cs="Times New Roman"/>
           <w:color w:val="000000"/>
           <w:sz w:val="28"/>
           <w:lang w:val="ru-RU" w:eastAsia="ru-RU" w:bidi="ru-RU"/>
@@ -816,15 +824,18 @@
     </w:p>
     <w:p>
       <w:pPr>
+        <w:pStyle w:val="Normal"/>
         <w:tabs>
-          <w:tab w:pos="9638" w:val="right" w:leader="dot"/>
+          <w:tab w:val="clear" w:pos="720"/>
+          <w:tab w:val="right" w:pos="9638" w:leader="dot"/>
         </w:tabs>
-        <w:spacing w:line="360" w:lineRule="auto"/>
-        <w:ind w:firstLine="0"/>
+        <w:spacing w:lineRule="auto" w:line="360"/>
+        <w:ind w:hanging="0"/>
+        <w:rPr/>
       </w:pPr>
       <w:r>
         <w:rPr>
-          <w:rFonts w:ascii="Times New Roman" w:hAnsi="Times New Roman" w:eastAsia="Times New Roman" w:cs="Times New Roman"/>
+          <w:rFonts w:eastAsia="Times New Roman" w:cs="Times New Roman"/>
           <w:color w:val="000000"/>
           <w:sz w:val="28"/>
           <w:lang w:val="ru-RU" w:eastAsia="ru-RU" w:bidi="ru-RU"/>
@@ -836,15 +847,18 @@
     </w:p>
     <w:p>
       <w:pPr>
+        <w:pStyle w:val="Normal"/>
         <w:tabs>
-          <w:tab w:pos="9638" w:val="right" w:leader="dot"/>
+          <w:tab w:val="clear" w:pos="720"/>
+          <w:tab w:val="right" w:pos="9638" w:leader="dot"/>
         </w:tabs>
-        <w:spacing w:line="360" w:lineRule="auto"/>
-        <w:ind w:firstLine="0"/>
+        <w:spacing w:lineRule="auto" w:line="360"/>
+        <w:ind w:hanging="0"/>
+        <w:rPr/>
       </w:pPr>
       <w:r>
         <w:rPr>
-          <w:rFonts w:ascii="Times New Roman" w:hAnsi="Times New Roman" w:eastAsia="Times New Roman" w:cs="Times New Roman"/>
+          <w:rFonts w:eastAsia="Times New Roman" w:cs="Times New Roman"/>
           <w:color w:val="000000"/>
           <w:sz w:val="28"/>
           <w:lang w:val="ru-RU" w:eastAsia="ru-RU" w:bidi="ru-RU"/>
@@ -856,15 +870,18 @@
     </w:p>
     <w:p>
       <w:pPr>
+        <w:pStyle w:val="Normal"/>
         <w:tabs>
-          <w:tab w:pos="9638" w:val="right" w:leader="dot"/>
+          <w:tab w:val="clear" w:pos="720"/>
+          <w:tab w:val="right" w:pos="9638" w:leader="dot"/>
         </w:tabs>
-        <w:spacing w:line="360" w:lineRule="auto"/>
-        <w:ind w:firstLine="0"/>
+        <w:spacing w:lineRule="auto" w:line="360"/>
+        <w:ind w:hanging="0"/>
+        <w:rPr/>
       </w:pPr>
       <w:r>
         <w:rPr>
-          <w:rFonts w:ascii="Times New Roman" w:hAnsi="Times New Roman" w:eastAsia="Times New Roman" w:cs="Times New Roman"/>
+          <w:rFonts w:eastAsia="Times New Roman" w:cs="Times New Roman"/>
           <w:color w:val="000000"/>
           <w:sz w:val="28"/>
           <w:lang w:val="ru-RU" w:eastAsia="ru-RU" w:bidi="ru-RU"/>
@@ -876,15 +893,18 @@
     </w:p>
     <w:p>
       <w:pPr>
+        <w:pStyle w:val="Normal"/>
         <w:tabs>
-          <w:tab w:pos="9638" w:val="right" w:leader="dot"/>
+          <w:tab w:val="clear" w:pos="720"/>
+          <w:tab w:val="right" w:pos="9638" w:leader="dot"/>
         </w:tabs>
-        <w:spacing w:line="360" w:lineRule="auto"/>
-        <w:ind w:firstLine="0"/>
+        <w:spacing w:lineRule="auto" w:line="360"/>
+        <w:ind w:hanging="0"/>
+        <w:rPr/>
       </w:pPr>
       <w:r>
         <w:rPr>
-          <w:rFonts w:ascii="Times New Roman" w:hAnsi="Times New Roman" w:eastAsia="Times New Roman" w:cs="Times New Roman"/>
+          <w:rFonts w:eastAsia="Times New Roman" w:cs="Times New Roman"/>
           <w:color w:val="000000"/>
           <w:sz w:val="28"/>
           <w:lang w:val="ru-RU" w:eastAsia="ru-RU" w:bidi="ru-RU"/>
@@ -896,15 +916,18 @@
     </w:p>
     <w:p>
       <w:pPr>
+        <w:pStyle w:val="Normal"/>
         <w:tabs>
-          <w:tab w:pos="9638" w:val="right" w:leader="dot"/>
+          <w:tab w:val="clear" w:pos="720"/>
+          <w:tab w:val="right" w:pos="9638" w:leader="dot"/>
         </w:tabs>
-        <w:spacing w:line="360" w:lineRule="auto"/>
-        <w:ind w:firstLine="0"/>
+        <w:spacing w:lineRule="auto" w:line="360"/>
+        <w:ind w:hanging="0"/>
+        <w:rPr/>
       </w:pPr>
       <w:r>
         <w:rPr>
-          <w:rFonts w:ascii="Times New Roman" w:hAnsi="Times New Roman" w:eastAsia="Times New Roman" w:cs="Times New Roman"/>
+          <w:rFonts w:eastAsia="Times New Roman" w:cs="Times New Roman"/>
           <w:color w:val="000000"/>
           <w:sz w:val="28"/>
           <w:lang w:val="ru-RU" w:eastAsia="ru-RU" w:bidi="ru-RU"/>
@@ -916,15 +939,18 @@
     </w:p>
     <w:p>
       <w:pPr>
+        <w:pStyle w:val="Normal"/>
         <w:tabs>
-          <w:tab w:pos="9638" w:val="right" w:leader="dot"/>
+          <w:tab w:val="clear" w:pos="720"/>
+          <w:tab w:val="right" w:pos="9638" w:leader="dot"/>
         </w:tabs>
-        <w:spacing w:line="360" w:lineRule="auto"/>
-        <w:ind w:firstLine="0"/>
+        <w:spacing w:lineRule="auto" w:line="360"/>
+        <w:ind w:hanging="0"/>
+        <w:rPr/>
       </w:pPr>
       <w:r>
         <w:rPr>
-          <w:rFonts w:ascii="Times New Roman" w:hAnsi="Times New Roman" w:eastAsia="Times New Roman" w:cs="Times New Roman"/>
+          <w:rFonts w:eastAsia="Times New Roman" w:cs="Times New Roman"/>
           <w:color w:val="000000"/>
           <w:sz w:val="28"/>
           <w:lang w:val="ru-RU" w:eastAsia="ru-RU" w:bidi="ru-RU"/>
@@ -935,23 +961,26 @@
       </w:r>
     </w:p>
     <w:p>
-      <w:r>
-        <w:rPr>
-          <w:rFonts w:ascii="Times New Roman" w:hAnsi="Times New Roman" w:eastAsia="Times New Roman" w:cs="Times New Roman"/>
-          <w:color w:val="000000"/>
-          <w:sz w:val="28"/>
-          <w:lang w:val="ru-RU" w:eastAsia="ru-RU" w:bidi="ru-RU"/>
-        </w:rPr>
+      <w:pPr>
+        <w:pStyle w:val="Normal"/>
+        <w:rPr/>
+      </w:pPr>
+      <w:r>
+        <w:rPr/>
+      </w:r>
+      <w:r>
         <w:br w:type="page"/>
       </w:r>
     </w:p>
     <w:p>
       <w:pPr>
         <w:pStyle w:val="Heading1"/>
+        <w:spacing w:before="0" w:after="0"/>
+        <w:rPr/>
       </w:pPr>
       <w:r>
         <w:rPr>
-          <w:rFonts w:ascii="Times New Roman" w:hAnsi="Times New Roman" w:eastAsia="Times New Roman" w:cs="Times New Roman"/>
+          <w:rFonts w:eastAsia="Times New Roman" w:cs="Times New Roman"/>
           <w:b/>
           <w:color w:val="000000"/>
           <w:sz w:val="32"/>
@@ -962,15 +991,17 @@
     </w:p>
     <w:p>
       <w:pPr>
-        <w:spacing w:line="360" w:lineRule="auto" w:before="0" w:after="0"/>
+        <w:pStyle w:val="Normal"/>
+        <w:spacing w:lineRule="auto" w:line="360" w:before="0" w:after="0"/>
         <w:ind w:firstLine="709"/>
         <w:jc w:val="both"/>
+        <w:rPr/>
       </w:pPr>
       <w:r>
         <w:rPr>
-          <w:rFonts w:ascii="Times New Roman" w:hAnsi="Times New Roman" w:eastAsia="Times New Roman" w:cs="Times New Roman"/>
-          <w:b w:val="0"/>
-          <w:i w:val="0"/>
+          <w:rFonts w:eastAsia="Times New Roman" w:cs="Times New Roman"/>
+          <w:b w:val="false"/>
+          <w:i w:val="false"/>
           <w:color w:val="000000"/>
           <w:sz w:val="28"/>
           <w:lang w:val="ru-RU" w:eastAsia="ru-RU" w:bidi="ru-RU"/>
@@ -980,15 +1011,17 @@
     </w:p>
     <w:p>
       <w:pPr>
-        <w:spacing w:line="360" w:lineRule="auto" w:before="0" w:after="0"/>
+        <w:pStyle w:val="Normal"/>
+        <w:spacing w:lineRule="auto" w:line="360" w:before="0" w:after="0"/>
         <w:ind w:firstLine="709"/>
         <w:jc w:val="both"/>
+        <w:rPr/>
       </w:pPr>
       <w:r>
         <w:rPr>
-          <w:rFonts w:ascii="Times New Roman" w:hAnsi="Times New Roman" w:eastAsia="Times New Roman" w:cs="Times New Roman"/>
-          <w:b w:val="0"/>
-          <w:i w:val="0"/>
+          <w:rFonts w:eastAsia="Times New Roman" w:cs="Times New Roman"/>
+          <w:b w:val="false"/>
+          <w:i w:val="false"/>
           <w:color w:val="000000"/>
           <w:sz w:val="28"/>
           <w:lang w:val="ru-RU" w:eastAsia="ru-RU" w:bidi="ru-RU"/>
@@ -998,15 +1031,17 @@
     </w:p>
     <w:p>
       <w:pPr>
-        <w:spacing w:line="360" w:lineRule="auto" w:before="0" w:after="0"/>
+        <w:pStyle w:val="Normal"/>
+        <w:spacing w:lineRule="auto" w:line="360" w:before="0" w:after="0"/>
         <w:ind w:firstLine="709"/>
         <w:jc w:val="both"/>
+        <w:rPr/>
       </w:pPr>
       <w:r>
         <w:rPr>
-          <w:rFonts w:ascii="Times New Roman" w:hAnsi="Times New Roman" w:eastAsia="Times New Roman" w:cs="Times New Roman"/>
-          <w:b w:val="0"/>
-          <w:i w:val="0"/>
+          <w:rFonts w:eastAsia="Times New Roman" w:cs="Times New Roman"/>
+          <w:b w:val="false"/>
+          <w:i w:val="false"/>
           <w:color w:val="000000"/>
           <w:sz w:val="28"/>
           <w:lang w:val="ru-RU" w:eastAsia="ru-RU" w:bidi="ru-RU"/>
@@ -1016,12 +1051,14 @@
     </w:p>
     <w:p>
       <w:pPr>
-        <w:spacing w:line="360" w:lineRule="auto"/>
-        <w:ind w:left="709" w:hanging="357"/>
+        <w:pStyle w:val="Normal"/>
+        <w:spacing w:lineRule="auto" w:line="360"/>
+        <w:ind w:hanging="357" w:left="709"/>
+        <w:rPr/>
       </w:pPr>
       <w:r>
         <w:rPr>
-          <w:rFonts w:ascii="Times New Roman" w:hAnsi="Times New Roman" w:eastAsia="Times New Roman" w:cs="Times New Roman"/>
+          <w:rFonts w:eastAsia="Times New Roman" w:cs="Times New Roman"/>
           <w:color w:val="000000"/>
           <w:sz w:val="28"/>
           <w:lang w:val="ru-RU" w:eastAsia="ru-RU" w:bidi="ru-RU"/>
@@ -1030,7 +1067,7 @@
       </w:r>
       <w:r>
         <w:rPr>
-          <w:rFonts w:ascii="Times New Roman" w:hAnsi="Times New Roman" w:eastAsia="Times New Roman" w:cs="Times New Roman"/>
+          <w:rFonts w:eastAsia="Times New Roman" w:cs="Times New Roman"/>
           <w:color w:val="000000"/>
           <w:sz w:val="28"/>
           <w:lang w:val="ru-RU" w:eastAsia="ru-RU" w:bidi="ru-RU"/>
@@ -1040,12 +1077,14 @@
     </w:p>
     <w:p>
       <w:pPr>
-        <w:spacing w:line="360" w:lineRule="auto"/>
-        <w:ind w:left="709" w:hanging="357"/>
+        <w:pStyle w:val="Normal"/>
+        <w:spacing w:lineRule="auto" w:line="360"/>
+        <w:ind w:hanging="357" w:left="709"/>
+        <w:rPr/>
       </w:pPr>
       <w:r>
         <w:rPr>
-          <w:rFonts w:ascii="Times New Roman" w:hAnsi="Times New Roman" w:eastAsia="Times New Roman" w:cs="Times New Roman"/>
+          <w:rFonts w:eastAsia="Times New Roman" w:cs="Times New Roman"/>
           <w:color w:val="000000"/>
           <w:sz w:val="28"/>
           <w:lang w:val="ru-RU" w:eastAsia="ru-RU" w:bidi="ru-RU"/>
@@ -1054,7 +1093,7 @@
       </w:r>
       <w:r>
         <w:rPr>
-          <w:rFonts w:ascii="Times New Roman" w:hAnsi="Times New Roman" w:eastAsia="Times New Roman" w:cs="Times New Roman"/>
+          <w:rFonts w:eastAsia="Times New Roman" w:cs="Times New Roman"/>
           <w:color w:val="000000"/>
           <w:sz w:val="28"/>
           <w:lang w:val="ru-RU" w:eastAsia="ru-RU" w:bidi="ru-RU"/>
@@ -1064,12 +1103,14 @@
     </w:p>
     <w:p>
       <w:pPr>
-        <w:spacing w:line="360" w:lineRule="auto"/>
-        <w:ind w:left="709" w:hanging="357"/>
+        <w:pStyle w:val="Normal"/>
+        <w:spacing w:lineRule="auto" w:line="360"/>
+        <w:ind w:hanging="357" w:left="709"/>
+        <w:rPr/>
       </w:pPr>
       <w:r>
         <w:rPr>
-          <w:rFonts w:ascii="Times New Roman" w:hAnsi="Times New Roman" w:eastAsia="Times New Roman" w:cs="Times New Roman"/>
+          <w:rFonts w:eastAsia="Times New Roman" w:cs="Times New Roman"/>
           <w:color w:val="000000"/>
           <w:sz w:val="28"/>
           <w:lang w:val="ru-RU" w:eastAsia="ru-RU" w:bidi="ru-RU"/>
@@ -1078,7 +1119,7 @@
       </w:r>
       <w:r>
         <w:rPr>
-          <w:rFonts w:ascii="Times New Roman" w:hAnsi="Times New Roman" w:eastAsia="Times New Roman" w:cs="Times New Roman"/>
+          <w:rFonts w:eastAsia="Times New Roman" w:cs="Times New Roman"/>
           <w:color w:val="000000"/>
           <w:sz w:val="28"/>
           <w:lang w:val="ru-RU" w:eastAsia="ru-RU" w:bidi="ru-RU"/>
@@ -1088,12 +1129,14 @@
     </w:p>
     <w:p>
       <w:pPr>
-        <w:spacing w:line="360" w:lineRule="auto"/>
-        <w:ind w:left="709" w:hanging="357"/>
+        <w:pStyle w:val="Normal"/>
+        <w:spacing w:lineRule="auto" w:line="360"/>
+        <w:ind w:hanging="357" w:left="709"/>
+        <w:rPr/>
       </w:pPr>
       <w:r>
         <w:rPr>
-          <w:rFonts w:ascii="Times New Roman" w:hAnsi="Times New Roman" w:eastAsia="Times New Roman" w:cs="Times New Roman"/>
+          <w:rFonts w:eastAsia="Times New Roman" w:cs="Times New Roman"/>
           <w:color w:val="000000"/>
           <w:sz w:val="28"/>
           <w:lang w:val="ru-RU" w:eastAsia="ru-RU" w:bidi="ru-RU"/>
@@ -1102,7 +1145,7 @@
       </w:r>
       <w:r>
         <w:rPr>
-          <w:rFonts w:ascii="Times New Roman" w:hAnsi="Times New Roman" w:eastAsia="Times New Roman" w:cs="Times New Roman"/>
+          <w:rFonts w:eastAsia="Times New Roman" w:cs="Times New Roman"/>
           <w:color w:val="000000"/>
           <w:sz w:val="28"/>
           <w:lang w:val="ru-RU" w:eastAsia="ru-RU" w:bidi="ru-RU"/>
@@ -1112,12 +1155,14 @@
     </w:p>
     <w:p>
       <w:pPr>
-        <w:spacing w:line="360" w:lineRule="auto"/>
-        <w:ind w:left="709" w:hanging="357"/>
+        <w:pStyle w:val="Normal"/>
+        <w:spacing w:lineRule="auto" w:line="360"/>
+        <w:ind w:hanging="357" w:left="709"/>
+        <w:rPr/>
       </w:pPr>
       <w:r>
         <w:rPr>
-          <w:rFonts w:ascii="Times New Roman" w:hAnsi="Times New Roman" w:eastAsia="Times New Roman" w:cs="Times New Roman"/>
+          <w:rFonts w:eastAsia="Times New Roman" w:cs="Times New Roman"/>
           <w:color w:val="000000"/>
           <w:sz w:val="28"/>
           <w:lang w:val="ru-RU" w:eastAsia="ru-RU" w:bidi="ru-RU"/>
@@ -1126,7 +1171,7 @@
       </w:r>
       <w:r>
         <w:rPr>
-          <w:rFonts w:ascii="Times New Roman" w:hAnsi="Times New Roman" w:eastAsia="Times New Roman" w:cs="Times New Roman"/>
+          <w:rFonts w:eastAsia="Times New Roman" w:cs="Times New Roman"/>
           <w:color w:val="000000"/>
           <w:sz w:val="28"/>
           <w:lang w:val="ru-RU" w:eastAsia="ru-RU" w:bidi="ru-RU"/>
@@ -1136,12 +1181,14 @@
     </w:p>
     <w:p>
       <w:pPr>
-        <w:spacing w:line="360" w:lineRule="auto"/>
-        <w:ind w:left="709" w:hanging="357"/>
+        <w:pStyle w:val="Normal"/>
+        <w:spacing w:lineRule="auto" w:line="360"/>
+        <w:ind w:hanging="357" w:left="709"/>
+        <w:rPr/>
       </w:pPr>
       <w:r>
         <w:rPr>
-          <w:rFonts w:ascii="Times New Roman" w:hAnsi="Times New Roman" w:eastAsia="Times New Roman" w:cs="Times New Roman"/>
+          <w:rFonts w:eastAsia="Times New Roman" w:cs="Times New Roman"/>
           <w:color w:val="000000"/>
           <w:sz w:val="28"/>
           <w:lang w:val="ru-RU" w:eastAsia="ru-RU" w:bidi="ru-RU"/>
@@ -1150,7 +1197,7 @@
       </w:r>
       <w:r>
         <w:rPr>
-          <w:rFonts w:ascii="Times New Roman" w:hAnsi="Times New Roman" w:eastAsia="Times New Roman" w:cs="Times New Roman"/>
+          <w:rFonts w:eastAsia="Times New Roman" w:cs="Times New Roman"/>
           <w:color w:val="000000"/>
           <w:sz w:val="28"/>
           <w:lang w:val="ru-RU" w:eastAsia="ru-RU" w:bidi="ru-RU"/>
@@ -1160,12 +1207,14 @@
     </w:p>
     <w:p>
       <w:pPr>
-        <w:spacing w:line="360" w:lineRule="auto"/>
-        <w:ind w:left="709" w:hanging="357"/>
+        <w:pStyle w:val="Normal"/>
+        <w:spacing w:lineRule="auto" w:line="360"/>
+        <w:ind w:hanging="357" w:left="709"/>
+        <w:rPr/>
       </w:pPr>
       <w:r>
         <w:rPr>
-          <w:rFonts w:ascii="Times New Roman" w:hAnsi="Times New Roman" w:eastAsia="Times New Roman" w:cs="Times New Roman"/>
+          <w:rFonts w:eastAsia="Times New Roman" w:cs="Times New Roman"/>
           <w:color w:val="000000"/>
           <w:sz w:val="28"/>
           <w:lang w:val="ru-RU" w:eastAsia="ru-RU" w:bidi="ru-RU"/>
@@ -1174,7 +1223,7 @@
       </w:r>
       <w:r>
         <w:rPr>
-          <w:rFonts w:ascii="Times New Roman" w:hAnsi="Times New Roman" w:eastAsia="Times New Roman" w:cs="Times New Roman"/>
+          <w:rFonts w:eastAsia="Times New Roman" w:cs="Times New Roman"/>
           <w:color w:val="000000"/>
           <w:sz w:val="28"/>
           <w:lang w:val="ru-RU" w:eastAsia="ru-RU" w:bidi="ru-RU"/>
@@ -1184,12 +1233,14 @@
     </w:p>
     <w:p>
       <w:pPr>
-        <w:spacing w:line="360" w:lineRule="auto"/>
-        <w:ind w:left="709" w:hanging="357"/>
+        <w:pStyle w:val="Normal"/>
+        <w:spacing w:lineRule="auto" w:line="360"/>
+        <w:ind w:hanging="357" w:left="709"/>
+        <w:rPr/>
       </w:pPr>
       <w:r>
         <w:rPr>
-          <w:rFonts w:ascii="Times New Roman" w:hAnsi="Times New Roman" w:eastAsia="Times New Roman" w:cs="Times New Roman"/>
+          <w:rFonts w:eastAsia="Times New Roman" w:cs="Times New Roman"/>
           <w:color w:val="000000"/>
           <w:sz w:val="28"/>
           <w:lang w:val="ru-RU" w:eastAsia="ru-RU" w:bidi="ru-RU"/>
@@ -1198,7 +1249,7 @@
       </w:r>
       <w:r>
         <w:rPr>
-          <w:rFonts w:ascii="Times New Roman" w:hAnsi="Times New Roman" w:eastAsia="Times New Roman" w:cs="Times New Roman"/>
+          <w:rFonts w:eastAsia="Times New Roman" w:cs="Times New Roman"/>
           <w:color w:val="000000"/>
           <w:sz w:val="28"/>
           <w:lang w:val="ru-RU" w:eastAsia="ru-RU" w:bidi="ru-RU"/>
@@ -1208,15 +1259,17 @@
     </w:p>
     <w:p>
       <w:pPr>
-        <w:spacing w:line="360" w:lineRule="auto" w:before="0" w:after="0"/>
+        <w:pStyle w:val="Normal"/>
+        <w:spacing w:lineRule="auto" w:line="360" w:before="0" w:after="0"/>
         <w:ind w:firstLine="709"/>
         <w:jc w:val="both"/>
+        <w:rPr/>
       </w:pPr>
       <w:r>
         <w:rPr>
-          <w:rFonts w:ascii="Times New Roman" w:hAnsi="Times New Roman" w:eastAsia="Times New Roman" w:cs="Times New Roman"/>
-          <w:b w:val="0"/>
-          <w:i w:val="0"/>
+          <w:rFonts w:eastAsia="Times New Roman" w:cs="Times New Roman"/>
+          <w:b w:val="false"/>
+          <w:i w:val="false"/>
           <w:color w:val="000000"/>
           <w:sz w:val="28"/>
           <w:lang w:val="ru-RU" w:eastAsia="ru-RU" w:bidi="ru-RU"/>
@@ -1225,23 +1278,26 @@
       </w:r>
     </w:p>
     <w:p>
-      <w:r>
-        <w:rPr>
-          <w:rFonts w:ascii="Times New Roman" w:hAnsi="Times New Roman" w:eastAsia="Times New Roman" w:cs="Times New Roman"/>
-          <w:color w:val="000000"/>
-          <w:sz w:val="28"/>
-          <w:lang w:val="ru-RU" w:eastAsia="ru-RU" w:bidi="ru-RU"/>
-        </w:rPr>
+      <w:pPr>
+        <w:pStyle w:val="Normal"/>
+        <w:rPr/>
+      </w:pPr>
+      <w:r>
+        <w:rPr/>
+      </w:r>
+      <w:r>
         <w:br w:type="page"/>
       </w:r>
     </w:p>
     <w:p>
       <w:pPr>
         <w:pStyle w:val="Heading1"/>
+        <w:spacing w:before="0" w:after="0"/>
+        <w:rPr/>
       </w:pPr>
       <w:r>
         <w:rPr>
-          <w:rFonts w:ascii="Times New Roman" w:hAnsi="Times New Roman" w:eastAsia="Times New Roman" w:cs="Times New Roman"/>
+          <w:rFonts w:eastAsia="Times New Roman" w:cs="Times New Roman"/>
           <w:b/>
           <w:color w:val="000000"/>
           <w:sz w:val="32"/>
@@ -1253,10 +1309,11 @@
     <w:p>
       <w:pPr>
         <w:pStyle w:val="Heading2"/>
+        <w:rPr/>
       </w:pPr>
       <w:r>
         <w:rPr>
-          <w:rFonts w:ascii="Times New Roman" w:hAnsi="Times New Roman" w:eastAsia="Times New Roman" w:cs="Times New Roman"/>
+          <w:rFonts w:eastAsia="Times New Roman" w:cs="Times New Roman"/>
           <w:b/>
           <w:color w:val="000000"/>
           <w:sz w:val="28"/>
@@ -1267,15 +1324,17 @@
     </w:p>
     <w:p>
       <w:pPr>
-        <w:spacing w:line="360" w:lineRule="auto" w:before="0" w:after="0"/>
+        <w:pStyle w:val="Normal"/>
+        <w:spacing w:lineRule="auto" w:line="360" w:before="0" w:after="0"/>
         <w:ind w:firstLine="709"/>
         <w:jc w:val="both"/>
+        <w:rPr/>
       </w:pPr>
       <w:r>
         <w:rPr>
-          <w:rFonts w:ascii="Times New Roman" w:hAnsi="Times New Roman" w:eastAsia="Times New Roman" w:cs="Times New Roman"/>
-          <w:b w:val="0"/>
-          <w:i w:val="0"/>
+          <w:rFonts w:eastAsia="Times New Roman" w:cs="Times New Roman"/>
+          <w:b w:val="false"/>
+          <w:i w:val="false"/>
           <w:color w:val="000000"/>
           <w:sz w:val="28"/>
           <w:lang w:val="ru-RU" w:eastAsia="ru-RU" w:bidi="ru-RU"/>
@@ -1285,15 +1344,17 @@
     </w:p>
     <w:p>
       <w:pPr>
-        <w:spacing w:line="360" w:lineRule="auto" w:before="0" w:after="0"/>
+        <w:pStyle w:val="Normal"/>
+        <w:spacing w:lineRule="auto" w:line="360" w:before="0" w:after="0"/>
         <w:ind w:firstLine="709"/>
         <w:jc w:val="both"/>
+        <w:rPr/>
       </w:pPr>
       <w:r>
         <w:rPr>
-          <w:rFonts w:ascii="Times New Roman" w:hAnsi="Times New Roman" w:eastAsia="Times New Roman" w:cs="Times New Roman"/>
-          <w:b w:val="0"/>
-          <w:i w:val="0"/>
+          <w:rFonts w:eastAsia="Times New Roman" w:cs="Times New Roman"/>
+          <w:b w:val="false"/>
+          <w:i w:val="false"/>
           <w:color w:val="000000"/>
           <w:sz w:val="28"/>
           <w:lang w:val="ru-RU" w:eastAsia="ru-RU" w:bidi="ru-RU"/>
@@ -1304,10 +1365,11 @@
     <w:p>
       <w:pPr>
         <w:pStyle w:val="Heading2"/>
+        <w:rPr/>
       </w:pPr>
       <w:r>
         <w:rPr>
-          <w:rFonts w:ascii="Times New Roman" w:hAnsi="Times New Roman" w:eastAsia="Times New Roman" w:cs="Times New Roman"/>
+          <w:rFonts w:eastAsia="Times New Roman" w:cs="Times New Roman"/>
           <w:b/>
           <w:color w:val="000000"/>
           <w:sz w:val="28"/>
@@ -1318,15 +1380,17 @@
     </w:p>
     <w:p>
       <w:pPr>
-        <w:spacing w:line="360" w:lineRule="auto" w:before="0" w:after="0"/>
+        <w:pStyle w:val="Normal"/>
+        <w:spacing w:lineRule="auto" w:line="360" w:before="0" w:after="0"/>
         <w:ind w:firstLine="709"/>
         <w:jc w:val="both"/>
+        <w:rPr/>
       </w:pPr>
       <w:r>
         <w:rPr>
-          <w:rFonts w:ascii="Times New Roman" w:hAnsi="Times New Roman" w:eastAsia="Times New Roman" w:cs="Times New Roman"/>
-          <w:b w:val="0"/>
-          <w:i w:val="0"/>
+          <w:rFonts w:eastAsia="Times New Roman" w:cs="Times New Roman"/>
+          <w:b w:val="false"/>
+          <w:i w:val="false"/>
           <w:color w:val="000000"/>
           <w:sz w:val="28"/>
           <w:lang w:val="ru-RU" w:eastAsia="ru-RU" w:bidi="ru-RU"/>
@@ -1336,15 +1400,17 @@
     </w:p>
     <w:p>
       <w:pPr>
-        <w:spacing w:line="360" w:lineRule="auto" w:before="0" w:after="0"/>
+        <w:pStyle w:val="Normal"/>
+        <w:spacing w:lineRule="auto" w:line="360" w:before="0" w:after="0"/>
         <w:ind w:firstLine="709"/>
         <w:jc w:val="both"/>
+        <w:rPr/>
       </w:pPr>
       <w:r>
         <w:rPr>
-          <w:rFonts w:ascii="Times New Roman" w:hAnsi="Times New Roman" w:eastAsia="Times New Roman" w:cs="Times New Roman"/>
-          <w:b w:val="0"/>
-          <w:i w:val="0"/>
+          <w:rFonts w:eastAsia="Times New Roman" w:cs="Times New Roman"/>
+          <w:b w:val="false"/>
+          <w:i w:val="false"/>
           <w:color w:val="000000"/>
           <w:sz w:val="28"/>
           <w:lang w:val="ru-RU" w:eastAsia="ru-RU" w:bidi="ru-RU"/>
@@ -1353,23 +1419,26 @@
       </w:r>
     </w:p>
     <w:p>
-      <w:r>
-        <w:rPr>
-          <w:rFonts w:ascii="Times New Roman" w:hAnsi="Times New Roman" w:eastAsia="Times New Roman" w:cs="Times New Roman"/>
-          <w:color w:val="000000"/>
-          <w:sz w:val="28"/>
-          <w:lang w:val="ru-RU" w:eastAsia="ru-RU" w:bidi="ru-RU"/>
-        </w:rPr>
+      <w:pPr>
+        <w:pStyle w:val="Normal"/>
+        <w:rPr/>
+      </w:pPr>
+      <w:r>
+        <w:rPr/>
+      </w:r>
+      <w:r>
         <w:br w:type="page"/>
       </w:r>
     </w:p>
     <w:p>
       <w:pPr>
         <w:pStyle w:val="Heading1"/>
+        <w:spacing w:before="0" w:after="0"/>
+        <w:rPr/>
       </w:pPr>
       <w:r>
         <w:rPr>
-          <w:rFonts w:ascii="Times New Roman" w:hAnsi="Times New Roman" w:eastAsia="Times New Roman" w:cs="Times New Roman"/>
+          <w:rFonts w:eastAsia="Times New Roman" w:cs="Times New Roman"/>
           <w:b/>
           <w:color w:val="000000"/>
           <w:sz w:val="32"/>
@@ -1380,15 +1449,17 @@
     </w:p>
     <w:p>
       <w:pPr>
-        <w:spacing w:line="360" w:lineRule="auto" w:before="0" w:after="0"/>
+        <w:pStyle w:val="Normal"/>
+        <w:spacing w:lineRule="auto" w:line="360" w:before="0" w:after="0"/>
         <w:ind w:firstLine="709"/>
         <w:jc w:val="both"/>
+        <w:rPr/>
       </w:pPr>
       <w:r>
         <w:rPr>
-          <w:rFonts w:ascii="Times New Roman" w:hAnsi="Times New Roman" w:eastAsia="Times New Roman" w:cs="Times New Roman"/>
-          <w:b w:val="0"/>
-          <w:i w:val="0"/>
+          <w:rFonts w:eastAsia="Times New Roman" w:cs="Times New Roman"/>
+          <w:b w:val="false"/>
+          <w:i w:val="false"/>
           <w:color w:val="000000"/>
           <w:sz w:val="28"/>
           <w:lang w:val="ru-RU" w:eastAsia="ru-RU" w:bidi="ru-RU"/>
@@ -1398,12 +1469,14 @@
     </w:p>
     <w:p>
       <w:pPr>
-        <w:spacing w:line="360" w:lineRule="auto"/>
-        <w:ind w:left="709" w:hanging="357"/>
+        <w:pStyle w:val="Normal"/>
+        <w:spacing w:lineRule="auto" w:line="360"/>
+        <w:ind w:hanging="357" w:left="709"/>
+        <w:rPr/>
       </w:pPr>
       <w:r>
         <w:rPr>
-          <w:rFonts w:ascii="Times New Roman" w:hAnsi="Times New Roman" w:eastAsia="Times New Roman" w:cs="Times New Roman"/>
+          <w:rFonts w:eastAsia="Times New Roman" w:cs="Times New Roman"/>
           <w:color w:val="000000"/>
           <w:sz w:val="28"/>
           <w:lang w:val="ru-RU" w:eastAsia="ru-RU" w:bidi="ru-RU"/>
@@ -1412,7 +1485,7 @@
       </w:r>
       <w:r>
         <w:rPr>
-          <w:rFonts w:ascii="Times New Roman" w:hAnsi="Times New Roman" w:eastAsia="Times New Roman" w:cs="Times New Roman"/>
+          <w:rFonts w:eastAsia="Times New Roman" w:cs="Times New Roman"/>
           <w:color w:val="000000"/>
           <w:sz w:val="28"/>
           <w:lang w:val="ru-RU" w:eastAsia="ru-RU" w:bidi="ru-RU"/>
@@ -1422,12 +1495,14 @@
     </w:p>
     <w:p>
       <w:pPr>
-        <w:spacing w:line="360" w:lineRule="auto"/>
-        <w:ind w:left="709" w:hanging="357"/>
+        <w:pStyle w:val="Normal"/>
+        <w:spacing w:lineRule="auto" w:line="360"/>
+        <w:ind w:hanging="357" w:left="709"/>
+        <w:rPr/>
       </w:pPr>
       <w:r>
         <w:rPr>
-          <w:rFonts w:ascii="Times New Roman" w:hAnsi="Times New Roman" w:eastAsia="Times New Roman" w:cs="Times New Roman"/>
+          <w:rFonts w:eastAsia="Times New Roman" w:cs="Times New Roman"/>
           <w:color w:val="000000"/>
           <w:sz w:val="28"/>
           <w:lang w:val="ru-RU" w:eastAsia="ru-RU" w:bidi="ru-RU"/>
@@ -1436,7 +1511,7 @@
       </w:r>
       <w:r>
         <w:rPr>
-          <w:rFonts w:ascii="Times New Roman" w:hAnsi="Times New Roman" w:eastAsia="Times New Roman" w:cs="Times New Roman"/>
+          <w:rFonts w:eastAsia="Times New Roman" w:cs="Times New Roman"/>
           <w:color w:val="000000"/>
           <w:sz w:val="28"/>
           <w:lang w:val="ru-RU" w:eastAsia="ru-RU" w:bidi="ru-RU"/>
@@ -1446,12 +1521,14 @@
     </w:p>
     <w:p>
       <w:pPr>
-        <w:spacing w:line="360" w:lineRule="auto"/>
-        <w:ind w:left="709" w:hanging="357"/>
+        <w:pStyle w:val="Normal"/>
+        <w:spacing w:lineRule="auto" w:line="360"/>
+        <w:ind w:hanging="357" w:left="709"/>
+        <w:rPr/>
       </w:pPr>
       <w:r>
         <w:rPr>
-          <w:rFonts w:ascii="Times New Roman" w:hAnsi="Times New Roman" w:eastAsia="Times New Roman" w:cs="Times New Roman"/>
+          <w:rFonts w:eastAsia="Times New Roman" w:cs="Times New Roman"/>
           <w:color w:val="000000"/>
           <w:sz w:val="28"/>
           <w:lang w:val="ru-RU" w:eastAsia="ru-RU" w:bidi="ru-RU"/>
@@ -1460,7 +1537,7 @@
       </w:r>
       <w:r>
         <w:rPr>
-          <w:rFonts w:ascii="Times New Roman" w:hAnsi="Times New Roman" w:eastAsia="Times New Roman" w:cs="Times New Roman"/>
+          <w:rFonts w:eastAsia="Times New Roman" w:cs="Times New Roman"/>
           <w:color w:val="000000"/>
           <w:sz w:val="28"/>
           <w:lang w:val="ru-RU" w:eastAsia="ru-RU" w:bidi="ru-RU"/>
@@ -1470,12 +1547,14 @@
     </w:p>
     <w:p>
       <w:pPr>
-        <w:spacing w:line="360" w:lineRule="auto"/>
-        <w:ind w:left="709" w:hanging="357"/>
+        <w:pStyle w:val="Normal"/>
+        <w:spacing w:lineRule="auto" w:line="360"/>
+        <w:ind w:hanging="357" w:left="709"/>
+        <w:rPr/>
       </w:pPr>
       <w:r>
         <w:rPr>
-          <w:rFonts w:ascii="Times New Roman" w:hAnsi="Times New Roman" w:eastAsia="Times New Roman" w:cs="Times New Roman"/>
+          <w:rFonts w:eastAsia="Times New Roman" w:cs="Times New Roman"/>
           <w:color w:val="000000"/>
           <w:sz w:val="28"/>
           <w:lang w:val="ru-RU" w:eastAsia="ru-RU" w:bidi="ru-RU"/>
@@ -1484,7 +1563,7 @@
       </w:r>
       <w:r>
         <w:rPr>
-          <w:rFonts w:ascii="Times New Roman" w:hAnsi="Times New Roman" w:eastAsia="Times New Roman" w:cs="Times New Roman"/>
+          <w:rFonts w:eastAsia="Times New Roman" w:cs="Times New Roman"/>
           <w:color w:val="000000"/>
           <w:sz w:val="28"/>
           <w:lang w:val="ru-RU" w:eastAsia="ru-RU" w:bidi="ru-RU"/>
@@ -1494,15 +1573,17 @@
     </w:p>
     <w:p>
       <w:pPr>
-        <w:spacing w:line="360" w:lineRule="auto" w:before="0" w:after="0"/>
+        <w:pStyle w:val="Normal"/>
+        <w:spacing w:lineRule="auto" w:line="360" w:before="0" w:after="0"/>
         <w:ind w:firstLine="709"/>
         <w:jc w:val="both"/>
+        <w:rPr/>
       </w:pPr>
       <w:r>
         <w:rPr>
-          <w:rFonts w:ascii="Times New Roman" w:hAnsi="Times New Roman" w:eastAsia="Times New Roman" w:cs="Times New Roman"/>
-          <w:b w:val="0"/>
-          <w:i w:val="0"/>
+          <w:rFonts w:eastAsia="Times New Roman" w:cs="Times New Roman"/>
+          <w:b w:val="false"/>
+          <w:i w:val="false"/>
           <w:color w:val="000000"/>
           <w:sz w:val="28"/>
           <w:lang w:val="ru-RU" w:eastAsia="ru-RU" w:bidi="ru-RU"/>
@@ -1512,15 +1593,17 @@
     </w:p>
     <w:p>
       <w:pPr>
-        <w:spacing w:line="360" w:lineRule="auto" w:before="0" w:after="0"/>
+        <w:pStyle w:val="Normal"/>
+        <w:spacing w:lineRule="auto" w:line="360" w:before="0" w:after="0"/>
         <w:ind w:firstLine="709"/>
         <w:jc w:val="both"/>
+        <w:rPr/>
       </w:pPr>
       <w:r>
         <w:rPr>
-          <w:rFonts w:ascii="Times New Roman" w:hAnsi="Times New Roman" w:eastAsia="Times New Roman" w:cs="Times New Roman"/>
-          <w:b w:val="0"/>
-          <w:i w:val="0"/>
+          <w:rFonts w:eastAsia="Times New Roman" w:cs="Times New Roman"/>
+          <w:b w:val="false"/>
+          <w:i w:val="false"/>
           <w:color w:val="000000"/>
           <w:sz w:val="28"/>
           <w:lang w:val="ru-RU" w:eastAsia="ru-RU" w:bidi="ru-RU"/>
@@ -1531,10 +1614,11 @@
     <w:p>
       <w:pPr>
         <w:pStyle w:val="CaptionAcademic"/>
+        <w:rPr/>
       </w:pPr>
       <w:r>
         <w:rPr>
-          <w:rFonts w:ascii="Times New Roman" w:hAnsi="Times New Roman" w:eastAsia="Times New Roman" w:cs="Times New Roman"/>
+          <w:rFonts w:eastAsia="Times New Roman" w:cs="Times New Roman"/>
           <w:color w:val="000000"/>
           <w:sz w:val="24"/>
           <w:lang w:val="ru-RU" w:eastAsia="ru-RU" w:bidi="ru-RU"/>
@@ -1546,14 +1630,14 @@
       <w:pPr>
         <w:pStyle w:val="Code"/>
         <w:keepLines/>
+        <w:rPr/>
       </w:pPr>
       <w:r>
         <w:rPr>
-          <w:rFonts w:ascii="Consolas" w:hAnsi="Consolas" w:eastAsia="Consolas" w:cs="Consolas"/>
+          <w:rFonts w:eastAsia="Consolas" w:cs="Consolas"/>
           <w:color w:val="000000"/>
           <w:sz w:val="18"/>
           <w:lang w:val="en-US" w:eastAsia="en-US" w:bidi="en-US"/>
-          <w:noProof/>
         </w:rPr>
         <w:t>class CharacterModel {</w:t>
       </w:r>
@@ -1562,172 +1646,241 @@
       <w:pPr>
         <w:pStyle w:val="Code"/>
         <w:keepLines/>
+        <w:rPr/>
       </w:pPr>
       <w:r>
         <w:rPr>
-          <w:rFonts w:ascii="Consolas" w:hAnsi="Consolas" w:eastAsia="Consolas" w:cs="Consolas"/>
+          <w:rFonts w:eastAsia="Consolas" w:cs="Consolas"/>
           <w:color w:val="000000"/>
           <w:sz w:val="18"/>
           <w:lang w:val="en-US" w:eastAsia="en-US" w:bidi="en-US"/>
-          <w:noProof/>
         </w:rPr>
-        <w:t xml:space="preserve">  const CharacterModel({</w:t>
-      </w:r>
-    </w:p>
-    <w:p>
-      <w:pPr>
-        <w:pStyle w:val="Code"/>
-        <w:keepLines/>
-      </w:pPr>
+        <w:t xml:space="preserve">  </w:t>
+      </w:r>
       <w:r>
         <w:rPr>
-          <w:rFonts w:ascii="Consolas" w:hAnsi="Consolas" w:eastAsia="Consolas" w:cs="Consolas"/>
+          <w:rFonts w:eastAsia="Consolas" w:cs="Consolas"/>
           <w:color w:val="000000"/>
           <w:sz w:val="18"/>
           <w:lang w:val="en-US" w:eastAsia="en-US" w:bidi="en-US"/>
-          <w:noProof/>
         </w:rPr>
-        <w:t xml:space="preserve">    required this.id,</w:t>
+        <w:t>const CharacterModel({</w:t>
       </w:r>
     </w:p>
     <w:p>
       <w:pPr>
         <w:pStyle w:val="Code"/>
         <w:keepLines/>
+        <w:rPr/>
       </w:pPr>
       <w:r>
         <w:rPr>
-          <w:rFonts w:ascii="Consolas" w:hAnsi="Consolas" w:eastAsia="Consolas" w:cs="Consolas"/>
+          <w:rFonts w:eastAsia="Consolas" w:cs="Consolas"/>
           <w:color w:val="000000"/>
           <w:sz w:val="18"/>
           <w:lang w:val="en-US" w:eastAsia="en-US" w:bidi="en-US"/>
-          <w:noProof/>
         </w:rPr>
-        <w:t xml:space="preserve">    required this.name,</w:t>
-      </w:r>
-    </w:p>
-    <w:p>
-      <w:pPr>
-        <w:pStyle w:val="Code"/>
-        <w:keepLines/>
-      </w:pPr>
+        <w:t xml:space="preserve">    </w:t>
+      </w:r>
       <w:r>
         <w:rPr>
-          <w:rFonts w:ascii="Consolas" w:hAnsi="Consolas" w:eastAsia="Consolas" w:cs="Consolas"/>
+          <w:rFonts w:eastAsia="Consolas" w:cs="Consolas"/>
           <w:color w:val="000000"/>
           <w:sz w:val="18"/>
           <w:lang w:val="en-US" w:eastAsia="en-US" w:bidi="en-US"/>
-          <w:noProof/>
         </w:rPr>
-        <w:t xml:space="preserve">    this.fatherId,</w:t>
+        <w:t>required this.id,</w:t>
       </w:r>
     </w:p>
     <w:p>
       <w:pPr>
         <w:pStyle w:val="Code"/>
         <w:keepLines/>
+        <w:rPr/>
       </w:pPr>
       <w:r>
         <w:rPr>
-          <w:rFonts w:ascii="Consolas" w:hAnsi="Consolas" w:eastAsia="Consolas" w:cs="Consolas"/>
+          <w:rFonts w:eastAsia="Consolas" w:cs="Consolas"/>
           <w:color w:val="000000"/>
           <w:sz w:val="18"/>
           <w:lang w:val="en-US" w:eastAsia="en-US" w:bidi="en-US"/>
-          <w:noProof/>
         </w:rPr>
-        <w:t xml:space="preserve">  });</w:t>
-      </w:r>
-    </w:p>
-    <w:p>
-      <w:pPr>
-        <w:pStyle w:val="Code"/>
-        <w:keepLines/>
-      </w:pPr>
+        <w:t xml:space="preserve">    </w:t>
+      </w:r>
       <w:r>
         <w:rPr>
-          <w:rFonts w:ascii="Consolas" w:hAnsi="Consolas" w:eastAsia="Consolas" w:cs="Consolas"/>
+          <w:rFonts w:eastAsia="Consolas" w:cs="Consolas"/>
           <w:color w:val="000000"/>
           <w:sz w:val="18"/>
           <w:lang w:val="en-US" w:eastAsia="en-US" w:bidi="en-US"/>
-          <w:noProof/>
         </w:rPr>
+        <w:t>required this.name,</w:t>
       </w:r>
     </w:p>
     <w:p>
       <w:pPr>
         <w:pStyle w:val="Code"/>
         <w:keepLines/>
+        <w:rPr/>
       </w:pPr>
       <w:r>
         <w:rPr>
-          <w:rFonts w:ascii="Consolas" w:hAnsi="Consolas" w:eastAsia="Consolas" w:cs="Consolas"/>
+          <w:rFonts w:eastAsia="Consolas" w:cs="Consolas"/>
           <w:color w:val="000000"/>
           <w:sz w:val="18"/>
           <w:lang w:val="en-US" w:eastAsia="en-US" w:bidi="en-US"/>
-          <w:noProof/>
         </w:rPr>
-        <w:t xml:space="preserve">  final int id;</w:t>
-      </w:r>
-    </w:p>
-    <w:p>
-      <w:pPr>
-        <w:pStyle w:val="Code"/>
-        <w:keepLines/>
-      </w:pPr>
+        <w:t xml:space="preserve">    </w:t>
+      </w:r>
       <w:r>
         <w:rPr>
-          <w:rFonts w:ascii="Consolas" w:hAnsi="Consolas" w:eastAsia="Consolas" w:cs="Consolas"/>
+          <w:rFonts w:eastAsia="Consolas" w:cs="Consolas"/>
           <w:color w:val="000000"/>
           <w:sz w:val="18"/>
           <w:lang w:val="en-US" w:eastAsia="en-US" w:bidi="en-US"/>
-          <w:noProof/>
         </w:rPr>
-        <w:t xml:space="preserve">  final String name;</w:t>
+        <w:t>this.fatherId,</w:t>
       </w:r>
     </w:p>
     <w:p>
       <w:pPr>
         <w:pStyle w:val="Code"/>
         <w:keepLines/>
+        <w:rPr/>
       </w:pPr>
       <w:r>
         <w:rPr>
-          <w:rFonts w:ascii="Consolas" w:hAnsi="Consolas" w:eastAsia="Consolas" w:cs="Consolas"/>
+          <w:rFonts w:eastAsia="Consolas" w:cs="Consolas"/>
           <w:color w:val="000000"/>
           <w:sz w:val="18"/>
           <w:lang w:val="en-US" w:eastAsia="en-US" w:bidi="en-US"/>
-          <w:noProof/>
         </w:rPr>
-        <w:t xml:space="preserve">  final int? fatherId;</w:t>
-      </w:r>
-    </w:p>
-    <w:p>
-      <w:pPr>
-        <w:pStyle w:val="Code"/>
-        <w:keepLines/>
-      </w:pPr>
+        <w:t xml:space="preserve">  </w:t>
+      </w:r>
       <w:r>
         <w:rPr>
-          <w:rFonts w:ascii="Consolas" w:hAnsi="Consolas" w:eastAsia="Consolas" w:cs="Consolas"/>
+          <w:rFonts w:eastAsia="Consolas" w:cs="Consolas"/>
           <w:color w:val="000000"/>
           <w:sz w:val="18"/>
           <w:lang w:val="en-US" w:eastAsia="en-US" w:bidi="en-US"/>
-          <w:noProof/>
+        </w:rPr>
+        <w:t>});</w:t>
+      </w:r>
+    </w:p>
+    <w:p>
+      <w:pPr>
+        <w:pStyle w:val="Code"/>
+        <w:keepLines/>
+        <w:rPr/>
+      </w:pPr>
+      <w:r>
+        <w:rPr/>
+      </w:r>
+    </w:p>
+    <w:p>
+      <w:pPr>
+        <w:pStyle w:val="Code"/>
+        <w:keepLines/>
+        <w:rPr/>
+      </w:pPr>
+      <w:r>
+        <w:rPr>
+          <w:rFonts w:eastAsia="Consolas" w:cs="Consolas"/>
+          <w:color w:val="000000"/>
+          <w:sz w:val="18"/>
+          <w:lang w:val="en-US" w:eastAsia="en-US" w:bidi="en-US"/>
+        </w:rPr>
+        <w:t xml:space="preserve">  </w:t>
+      </w:r>
+      <w:r>
+        <w:rPr>
+          <w:rFonts w:eastAsia="Consolas" w:cs="Consolas"/>
+          <w:color w:val="000000"/>
+          <w:sz w:val="18"/>
+          <w:lang w:val="en-US" w:eastAsia="en-US" w:bidi="en-US"/>
+        </w:rPr>
+        <w:t>final int id;</w:t>
+      </w:r>
+    </w:p>
+    <w:p>
+      <w:pPr>
+        <w:pStyle w:val="Code"/>
+        <w:keepLines/>
+        <w:rPr/>
+      </w:pPr>
+      <w:r>
+        <w:rPr>
+          <w:rFonts w:eastAsia="Consolas" w:cs="Consolas"/>
+          <w:color w:val="000000"/>
+          <w:sz w:val="18"/>
+          <w:lang w:val="en-US" w:eastAsia="en-US" w:bidi="en-US"/>
+        </w:rPr>
+        <w:t xml:space="preserve">  </w:t>
+      </w:r>
+      <w:r>
+        <w:rPr>
+          <w:rFonts w:eastAsia="Consolas" w:cs="Consolas"/>
+          <w:color w:val="000000"/>
+          <w:sz w:val="18"/>
+          <w:lang w:val="en-US" w:eastAsia="en-US" w:bidi="en-US"/>
+        </w:rPr>
+        <w:t>final String name;</w:t>
+      </w:r>
+    </w:p>
+    <w:p>
+      <w:pPr>
+        <w:pStyle w:val="Code"/>
+        <w:keepLines/>
+        <w:rPr/>
+      </w:pPr>
+      <w:r>
+        <w:rPr>
+          <w:rFonts w:eastAsia="Consolas" w:cs="Consolas"/>
+          <w:color w:val="000000"/>
+          <w:sz w:val="18"/>
+          <w:lang w:val="en-US" w:eastAsia="en-US" w:bidi="en-US"/>
+        </w:rPr>
+        <w:t xml:space="preserve">  </w:t>
+      </w:r>
+      <w:r>
+        <w:rPr>
+          <w:rFonts w:eastAsia="Consolas" w:cs="Consolas"/>
+          <w:color w:val="000000"/>
+          <w:sz w:val="18"/>
+          <w:lang w:val="en-US" w:eastAsia="en-US" w:bidi="en-US"/>
+        </w:rPr>
+        <w:t>final int? fatherId;</w:t>
+      </w:r>
+    </w:p>
+    <w:p>
+      <w:pPr>
+        <w:pStyle w:val="Code"/>
+        <w:keepLines/>
+        <w:rPr/>
+      </w:pPr>
+      <w:r>
+        <w:rPr>
+          <w:rFonts w:eastAsia="Consolas" w:cs="Consolas"/>
+          <w:color w:val="000000"/>
+          <w:sz w:val="18"/>
+          <w:lang w:val="en-US" w:eastAsia="en-US" w:bidi="en-US"/>
         </w:rPr>
         <w:t>}</w:t>
       </w:r>
     </w:p>
     <w:p>
       <w:pPr>
-        <w:spacing w:line="360" w:lineRule="auto" w:before="0" w:after="0"/>
+        <w:pStyle w:val="Normal"/>
+        <w:spacing w:lineRule="auto" w:line="360" w:before="0" w:after="0"/>
         <w:ind w:firstLine="709"/>
         <w:jc w:val="both"/>
+        <w:rPr/>
       </w:pPr>
       <w:r>
         <w:rPr>
-          <w:rFonts w:ascii="Times New Roman" w:hAnsi="Times New Roman" w:eastAsia="Times New Roman" w:cs="Times New Roman"/>
-          <w:b w:val="0"/>
-          <w:i w:val="0"/>
+          <w:rFonts w:eastAsia="Times New Roman" w:cs="Times New Roman"/>
+          <w:b w:val="false"/>
+          <w:i w:val="false"/>
           <w:color w:val="000000"/>
           <w:sz w:val="28"/>
           <w:lang w:val="ru-RU" w:eastAsia="ru-RU" w:bidi="ru-RU"/>
@@ -1736,23 +1889,26 @@
       </w:r>
     </w:p>
     <w:p>
-      <w:r>
-        <w:rPr>
-          <w:rFonts w:ascii="Times New Roman" w:hAnsi="Times New Roman" w:eastAsia="Times New Roman" w:cs="Times New Roman"/>
-          <w:color w:val="000000"/>
-          <w:sz w:val="28"/>
-          <w:lang w:val="ru-RU" w:eastAsia="ru-RU" w:bidi="ru-RU"/>
-        </w:rPr>
+      <w:pPr>
+        <w:pStyle w:val="Normal"/>
+        <w:rPr/>
+      </w:pPr>
+      <w:r>
+        <w:rPr/>
+      </w:r>
+      <w:r>
         <w:br w:type="page"/>
       </w:r>
     </w:p>
     <w:p>
       <w:pPr>
         <w:pStyle w:val="Heading1"/>
+        <w:spacing w:before="0" w:after="0"/>
+        <w:rPr/>
       </w:pPr>
       <w:r>
         <w:rPr>
-          <w:rFonts w:ascii="Times New Roman" w:hAnsi="Times New Roman" w:eastAsia="Times New Roman" w:cs="Times New Roman"/>
+          <w:rFonts w:eastAsia="Times New Roman" w:cs="Times New Roman"/>
           <w:b/>
           <w:color w:val="000000"/>
           <w:sz w:val="32"/>
@@ -1764,10 +1920,11 @@
     <w:p>
       <w:pPr>
         <w:pStyle w:val="Heading2"/>
+        <w:rPr/>
       </w:pPr>
       <w:r>
         <w:rPr>
-          <w:rFonts w:ascii="Times New Roman" w:hAnsi="Times New Roman" w:eastAsia="Times New Roman" w:cs="Times New Roman"/>
+          <w:rFonts w:eastAsia="Times New Roman" w:cs="Times New Roman"/>
           <w:b/>
           <w:color w:val="000000"/>
           <w:sz w:val="28"/>
@@ -1778,15 +1935,17 @@
     </w:p>
     <w:p>
       <w:pPr>
-        <w:spacing w:line="360" w:lineRule="auto" w:before="0" w:after="0"/>
+        <w:pStyle w:val="Normal"/>
+        <w:spacing w:lineRule="auto" w:line="360" w:before="0" w:after="0"/>
         <w:ind w:firstLine="709"/>
         <w:jc w:val="both"/>
+        <w:rPr/>
       </w:pPr>
       <w:r>
         <w:rPr>
-          <w:rFonts w:ascii="Times New Roman" w:hAnsi="Times New Roman" w:eastAsia="Times New Roman" w:cs="Times New Roman"/>
-          <w:b w:val="0"/>
-          <w:i w:val="0"/>
+          <w:rFonts w:eastAsia="Times New Roman" w:cs="Times New Roman"/>
+          <w:b w:val="false"/>
+          <w:i w:val="false"/>
           <w:color w:val="000000"/>
           <w:sz w:val="28"/>
           <w:lang w:val="ru-RU" w:eastAsia="ru-RU" w:bidi="ru-RU"/>
@@ -1796,15 +1955,17 @@
     </w:p>
     <w:p>
       <w:pPr>
-        <w:spacing w:line="360" w:lineRule="auto" w:before="0" w:after="0"/>
+        <w:pStyle w:val="Normal"/>
+        <w:spacing w:lineRule="auto" w:line="360" w:before="0" w:after="0"/>
         <w:ind w:firstLine="709"/>
         <w:jc w:val="both"/>
+        <w:rPr/>
       </w:pPr>
       <w:r>
         <w:rPr>
-          <w:rFonts w:ascii="Times New Roman" w:hAnsi="Times New Roman" w:eastAsia="Times New Roman" w:cs="Times New Roman"/>
-          <w:b w:val="0"/>
-          <w:i w:val="0"/>
+          <w:rFonts w:eastAsia="Times New Roman" w:cs="Times New Roman"/>
+          <w:b w:val="false"/>
+          <w:i w:val="false"/>
           <w:color w:val="000000"/>
           <w:sz w:val="28"/>
           <w:lang w:val="ru-RU" w:eastAsia="ru-RU" w:bidi="ru-RU"/>
@@ -1814,15 +1975,17 @@
     </w:p>
     <w:p>
       <w:pPr>
-        <w:spacing w:line="360" w:lineRule="auto" w:before="0" w:after="0"/>
+        <w:pStyle w:val="Normal"/>
+        <w:spacing w:lineRule="auto" w:line="360" w:before="0" w:after="0"/>
         <w:ind w:firstLine="709"/>
         <w:jc w:val="both"/>
+        <w:rPr/>
       </w:pPr>
       <w:r>
         <w:rPr>
-          <w:rFonts w:ascii="Times New Roman" w:hAnsi="Times New Roman" w:eastAsia="Times New Roman" w:cs="Times New Roman"/>
-          <w:b w:val="0"/>
-          <w:i w:val="0"/>
+          <w:rFonts w:eastAsia="Times New Roman" w:cs="Times New Roman"/>
+          <w:b w:val="false"/>
+          <w:i w:val="false"/>
           <w:color w:val="000000"/>
           <w:sz w:val="28"/>
           <w:lang w:val="ru-RU" w:eastAsia="ru-RU" w:bidi="ru-RU"/>
@@ -1833,10 +1996,11 @@
     <w:p>
       <w:pPr>
         <w:pStyle w:val="Heading2"/>
+        <w:rPr/>
       </w:pPr>
       <w:r>
         <w:rPr>
-          <w:rFonts w:ascii="Times New Roman" w:hAnsi="Times New Roman" w:eastAsia="Times New Roman" w:cs="Times New Roman"/>
+          <w:rFonts w:eastAsia="Times New Roman" w:cs="Times New Roman"/>
           <w:b/>
           <w:color w:val="000000"/>
           <w:sz w:val="28"/>
@@ -1847,15 +2011,17 @@
     </w:p>
     <w:p>
       <w:pPr>
-        <w:spacing w:line="360" w:lineRule="auto" w:before="0" w:after="0"/>
+        <w:pStyle w:val="Normal"/>
+        <w:spacing w:lineRule="auto" w:line="360" w:before="0" w:after="0"/>
         <w:ind w:firstLine="709"/>
         <w:jc w:val="both"/>
+        <w:rPr/>
       </w:pPr>
       <w:r>
         <w:rPr>
-          <w:rFonts w:ascii="Times New Roman" w:hAnsi="Times New Roman" w:eastAsia="Times New Roman" w:cs="Times New Roman"/>
-          <w:b w:val="0"/>
-          <w:i w:val="0"/>
+          <w:rFonts w:eastAsia="Times New Roman" w:cs="Times New Roman"/>
+          <w:b w:val="false"/>
+          <w:i w:val="false"/>
           <w:color w:val="000000"/>
           <w:sz w:val="28"/>
           <w:lang w:val="ru-RU" w:eastAsia="ru-RU" w:bidi="ru-RU"/>
@@ -1864,23 +2030,26 @@
       </w:r>
     </w:p>
     <w:p>
-      <w:r>
-        <w:rPr>
-          <w:rFonts w:ascii="Times New Roman" w:hAnsi="Times New Roman" w:eastAsia="Times New Roman" w:cs="Times New Roman"/>
-          <w:color w:val="000000"/>
-          <w:sz w:val="28"/>
-          <w:lang w:val="ru-RU" w:eastAsia="ru-RU" w:bidi="ru-RU"/>
-        </w:rPr>
+      <w:pPr>
+        <w:pStyle w:val="Normal"/>
+        <w:rPr/>
+      </w:pPr>
+      <w:r>
+        <w:rPr/>
+      </w:r>
+      <w:r>
         <w:br w:type="page"/>
       </w:r>
     </w:p>
     <w:p>
       <w:pPr>
         <w:pStyle w:val="Heading2"/>
+        <w:spacing w:before="0" w:after="0"/>
+        <w:rPr/>
       </w:pPr>
       <w:r>
         <w:rPr>
-          <w:rFonts w:ascii="Times New Roman" w:hAnsi="Times New Roman" w:eastAsia="Times New Roman" w:cs="Times New Roman"/>
+          <w:rFonts w:eastAsia="Times New Roman" w:cs="Times New Roman"/>
           <w:b/>
           <w:color w:val="000000"/>
           <w:sz w:val="28"/>
@@ -1891,15 +2060,17 @@
     </w:p>
     <w:p>
       <w:pPr>
-        <w:spacing w:line="360" w:lineRule="auto" w:before="0" w:after="0"/>
+        <w:pStyle w:val="Normal"/>
+        <w:spacing w:lineRule="auto" w:line="360" w:before="0" w:after="0"/>
         <w:ind w:firstLine="709"/>
         <w:jc w:val="both"/>
+        <w:rPr/>
       </w:pPr>
       <w:r>
         <w:rPr>
-          <w:rFonts w:ascii="Times New Roman" w:hAnsi="Times New Roman" w:eastAsia="Times New Roman" w:cs="Times New Roman"/>
-          <w:b w:val="0"/>
-          <w:i w:val="0"/>
+          <w:rFonts w:eastAsia="Times New Roman" w:cs="Times New Roman"/>
+          <w:b w:val="false"/>
+          <w:i w:val="false"/>
           <w:color w:val="000000"/>
           <w:sz w:val="28"/>
           <w:lang w:val="ru-RU" w:eastAsia="ru-RU" w:bidi="ru-RU"/>
@@ -1910,10 +2081,11 @@
     <w:p>
       <w:pPr>
         <w:pStyle w:val="CaptionAcademic"/>
+        <w:rPr/>
       </w:pPr>
       <w:r>
         <w:rPr>
-          <w:rFonts w:ascii="Times New Roman" w:hAnsi="Times New Roman" w:eastAsia="Times New Roman" w:cs="Times New Roman"/>
+          <w:rFonts w:eastAsia="Times New Roman" w:cs="Times New Roman"/>
           <w:color w:val="000000"/>
           <w:sz w:val="24"/>
           <w:lang w:val="ru-RU" w:eastAsia="ru-RU" w:bidi="ru-RU"/>
@@ -1925,14 +2097,14 @@
       <w:pPr>
         <w:pStyle w:val="Code"/>
         <w:keepLines/>
+        <w:rPr/>
       </w:pPr>
       <w:r>
         <w:rPr>
-          <w:rFonts w:ascii="Consolas" w:hAnsi="Consolas" w:eastAsia="Consolas" w:cs="Consolas"/>
+          <w:rFonts w:eastAsia="Consolas" w:cs="Consolas"/>
           <w:color w:val="000000"/>
           <w:sz w:val="18"/>
           <w:lang w:val="en-US" w:eastAsia="en-US" w:bidi="en-US"/>
-          <w:noProof/>
         </w:rPr>
         <w:t>final character = _repository.getCharacterById(id);</w:t>
       </w:r>
@@ -1941,14 +2113,14 @@
       <w:pPr>
         <w:pStyle w:val="Code"/>
         <w:keepLines/>
+        <w:rPr/>
       </w:pPr>
       <w:r>
         <w:rPr>
-          <w:rFonts w:ascii="Consolas" w:hAnsi="Consolas" w:eastAsia="Consolas" w:cs="Consolas"/>
+          <w:rFonts w:eastAsia="Consolas" w:cs="Consolas"/>
           <w:color w:val="000000"/>
           <w:sz w:val="18"/>
           <w:lang w:val="en-US" w:eastAsia="en-US" w:bidi="en-US"/>
-          <w:noProof/>
         </w:rPr>
         <w:t>final father = character.fatherId == null</w:t>
       </w:r>
@@ -1957,140 +2129,182 @@
       <w:pPr>
         <w:pStyle w:val="Code"/>
         <w:keepLines/>
+        <w:rPr/>
       </w:pPr>
       <w:r>
         <w:rPr>
-          <w:rFonts w:ascii="Consolas" w:hAnsi="Consolas" w:eastAsia="Consolas" w:cs="Consolas"/>
+          <w:rFonts w:eastAsia="Consolas" w:cs="Consolas"/>
           <w:color w:val="000000"/>
           <w:sz w:val="18"/>
           <w:lang w:val="en-US" w:eastAsia="en-US" w:bidi="en-US"/>
-          <w:noProof/>
         </w:rPr>
-        <w:t xml:space="preserve">    ? null</w:t>
-      </w:r>
-    </w:p>
-    <w:p>
-      <w:pPr>
-        <w:pStyle w:val="Code"/>
-        <w:keepLines/>
-      </w:pPr>
+        <w:t xml:space="preserve">    </w:t>
+      </w:r>
       <w:r>
         <w:rPr>
-          <w:rFonts w:ascii="Consolas" w:hAnsi="Consolas" w:eastAsia="Consolas" w:cs="Consolas"/>
+          <w:rFonts w:eastAsia="Consolas" w:cs="Consolas"/>
           <w:color w:val="000000"/>
           <w:sz w:val="18"/>
           <w:lang w:val="en-US" w:eastAsia="en-US" w:bidi="en-US"/>
-          <w:noProof/>
         </w:rPr>
-        <w:t xml:space="preserve">    : _repository.getCharacterById(character.fatherId!);</w:t>
+        <w:t>? null</w:t>
       </w:r>
     </w:p>
     <w:p>
       <w:pPr>
         <w:pStyle w:val="Code"/>
         <w:keepLines/>
+        <w:rPr/>
       </w:pPr>
       <w:r>
         <w:rPr>
-          <w:rFonts w:ascii="Consolas" w:hAnsi="Consolas" w:eastAsia="Consolas" w:cs="Consolas"/>
+          <w:rFonts w:eastAsia="Consolas" w:cs="Consolas"/>
           <w:color w:val="000000"/>
           <w:sz w:val="18"/>
           <w:lang w:val="en-US" w:eastAsia="en-US" w:bidi="en-US"/>
-          <w:noProof/>
         </w:rPr>
-      </w:r>
-    </w:p>
-    <w:p>
-      <w:pPr>
-        <w:pStyle w:val="Code"/>
-        <w:keepLines/>
-      </w:pPr>
+        <w:t xml:space="preserve">    </w:t>
+      </w:r>
       <w:r>
         <w:rPr>
-          <w:rFonts w:ascii="Consolas" w:hAnsi="Consolas" w:eastAsia="Consolas" w:cs="Consolas"/>
+          <w:rFonts w:eastAsia="Consolas" w:cs="Consolas"/>
           <w:color w:val="000000"/>
           <w:sz w:val="18"/>
           <w:lang w:val="en-US" w:eastAsia="en-US" w:bidi="en-US"/>
-          <w:noProof/>
         </w:rPr>
-        <w:t>emit(CharacterDetailState(</w:t>
+        <w:t>: _repository.getCharacterById(character.fatherId!);</w:t>
       </w:r>
     </w:p>
     <w:p>
       <w:pPr>
         <w:pStyle w:val="Code"/>
         <w:keepLines/>
+        <w:rPr/>
+      </w:pPr>
+      <w:r>
+        <w:rPr/>
+      </w:r>
+    </w:p>
+    <w:p>
+      <w:pPr>
+        <w:pStyle w:val="Code"/>
+        <w:keepLines/>
+        <w:rPr/>
       </w:pPr>
       <w:r>
         <w:rPr>
-          <w:rFonts w:ascii="Consolas" w:hAnsi="Consolas" w:eastAsia="Consolas" w:cs="Consolas"/>
+          <w:rFonts w:eastAsia="Consolas" w:cs="Consolas"/>
           <w:color w:val="000000"/>
           <w:sz w:val="18"/>
           <w:lang w:val="en-US" w:eastAsia="en-US" w:bidi="en-US"/>
-          <w:noProof/>
         </w:rPr>
-        <w:t xml:space="preserve">  status: CharacterDetailStatus.success,</w:t>
+        <w:t>emit(CharacterDetailState(</w:t>
       </w:r>
     </w:p>
     <w:p>
       <w:pPr>
         <w:pStyle w:val="Code"/>
         <w:keepLines/>
+        <w:rPr/>
       </w:pPr>
       <w:r>
         <w:rPr>
-          <w:rFonts w:ascii="Consolas" w:hAnsi="Consolas" w:eastAsia="Consolas" w:cs="Consolas"/>
+          <w:rFonts w:eastAsia="Consolas" w:cs="Consolas"/>
           <w:color w:val="000000"/>
           <w:sz w:val="18"/>
           <w:lang w:val="en-US" w:eastAsia="en-US" w:bidi="en-US"/>
-          <w:noProof/>
         </w:rPr>
-        <w:t xml:space="preserve">  character: character,</w:t>
-      </w:r>
-    </w:p>
-    <w:p>
-      <w:pPr>
-        <w:pStyle w:val="Code"/>
-        <w:keepLines/>
-      </w:pPr>
+        <w:t xml:space="preserve">  </w:t>
+      </w:r>
       <w:r>
         <w:rPr>
-          <w:rFonts w:ascii="Consolas" w:hAnsi="Consolas" w:eastAsia="Consolas" w:cs="Consolas"/>
+          <w:rFonts w:eastAsia="Consolas" w:cs="Consolas"/>
           <w:color w:val="000000"/>
           <w:sz w:val="18"/>
           <w:lang w:val="en-US" w:eastAsia="en-US" w:bidi="en-US"/>
-          <w:noProof/>
         </w:rPr>
-        <w:t xml:space="preserve">  father: father,</w:t>
+        <w:t>status: CharacterDetailStatus.success,</w:t>
       </w:r>
     </w:p>
     <w:p>
       <w:pPr>
         <w:pStyle w:val="Code"/>
         <w:keepLines/>
+        <w:rPr/>
       </w:pPr>
       <w:r>
         <w:rPr>
-          <w:rFonts w:ascii="Consolas" w:hAnsi="Consolas" w:eastAsia="Consolas" w:cs="Consolas"/>
+          <w:rFonts w:eastAsia="Consolas" w:cs="Consolas"/>
           <w:color w:val="000000"/>
           <w:sz w:val="18"/>
           <w:lang w:val="en-US" w:eastAsia="en-US" w:bidi="en-US"/>
-          <w:noProof/>
+        </w:rPr>
+        <w:t xml:space="preserve">  </w:t>
+      </w:r>
+      <w:r>
+        <w:rPr>
+          <w:rFonts w:eastAsia="Consolas" w:cs="Consolas"/>
+          <w:color w:val="000000"/>
+          <w:sz w:val="18"/>
+          <w:lang w:val="en-US" w:eastAsia="en-US" w:bidi="en-US"/>
+        </w:rPr>
+        <w:t>character: character,</w:t>
+      </w:r>
+    </w:p>
+    <w:p>
+      <w:pPr>
+        <w:pStyle w:val="Code"/>
+        <w:keepLines/>
+        <w:rPr/>
+      </w:pPr>
+      <w:r>
+        <w:rPr>
+          <w:rFonts w:eastAsia="Consolas" w:cs="Consolas"/>
+          <w:color w:val="000000"/>
+          <w:sz w:val="18"/>
+          <w:lang w:val="en-US" w:eastAsia="en-US" w:bidi="en-US"/>
+        </w:rPr>
+        <w:t xml:space="preserve">  </w:t>
+      </w:r>
+      <w:r>
+        <w:rPr>
+          <w:rFonts w:eastAsia="Consolas" w:cs="Consolas"/>
+          <w:color w:val="000000"/>
+          <w:sz w:val="18"/>
+          <w:lang w:val="en-US" w:eastAsia="en-US" w:bidi="en-US"/>
+        </w:rPr>
+        <w:t>father: father,</w:t>
+      </w:r>
+    </w:p>
+    <w:p>
+      <w:pPr>
+        <w:pStyle w:val="Code"/>
+        <w:keepLines/>
+        <w:rPr/>
+      </w:pPr>
+      <w:r>
+        <w:rPr>
+          <w:rFonts w:eastAsia="Consolas" w:cs="Consolas"/>
+          <w:color w:val="000000"/>
+          <w:sz w:val="18"/>
+          <w:lang w:val="en-US" w:eastAsia="en-US" w:bidi="en-US"/>
         </w:rPr>
         <w:t>));</w:t>
       </w:r>
     </w:p>
     <w:p>
       <w:pPr>
-        <w:spacing w:line="360" w:lineRule="auto" w:before="0" w:after="0"/>
+        <w:pStyle w:val="Normal"/>
+        <w:spacing w:lineRule="auto" w:line="360" w:before="0" w:after="0"/>
         <w:ind w:firstLine="709"/>
         <w:jc w:val="both"/>
+        <w:rPr/>
       </w:pPr>
       <w:r>
         <w:rPr>
-          <w:rFonts w:ascii="Times New Roman" w:hAnsi="Times New Roman" w:eastAsia="Times New Roman" w:cs="Times New Roman"/>
-          <w:b w:val="0"/>
-          <w:i w:val="0"/>
+          <w:rFonts w:eastAsia="Times New Roman" w:cs="Times New Roman"/>
+          <w:b w:val="false"/>
+          <w:i w:val="false"/>
           <w:color w:val="000000"/>
           <w:sz w:val="28"/>
           <w:lang w:val="ru-RU" w:eastAsia="ru-RU" w:bidi="ru-RU"/>
@@ -2101,10 +2315,11 @@
     <w:p>
       <w:pPr>
         <w:pStyle w:val="Heading2"/>
+        <w:rPr/>
       </w:pPr>
       <w:r>
         <w:rPr>
-          <w:rFonts w:ascii="Times New Roman" w:hAnsi="Times New Roman" w:eastAsia="Times New Roman" w:cs="Times New Roman"/>
+          <w:rFonts w:eastAsia="Times New Roman" w:cs="Times New Roman"/>
           <w:b/>
           <w:color w:val="000000"/>
           <w:sz w:val="28"/>
@@ -2115,15 +2330,17 @@
     </w:p>
     <w:p>
       <w:pPr>
-        <w:spacing w:line="360" w:lineRule="auto" w:before="0" w:after="0"/>
+        <w:pStyle w:val="Normal"/>
+        <w:spacing w:lineRule="auto" w:line="360" w:before="0" w:after="0"/>
         <w:ind w:firstLine="709"/>
         <w:jc w:val="both"/>
+        <w:rPr/>
       </w:pPr>
       <w:r>
         <w:rPr>
-          <w:rFonts w:ascii="Times New Roman" w:hAnsi="Times New Roman" w:eastAsia="Times New Roman" w:cs="Times New Roman"/>
-          <w:b w:val="0"/>
-          <w:i w:val="0"/>
+          <w:rFonts w:eastAsia="Times New Roman" w:cs="Times New Roman"/>
+          <w:b w:val="false"/>
+          <w:i w:val="false"/>
           <w:color w:val="000000"/>
           <w:sz w:val="28"/>
           <w:lang w:val="ru-RU" w:eastAsia="ru-RU" w:bidi="ru-RU"/>
@@ -2133,15 +2350,17 @@
     </w:p>
     <w:p>
       <w:pPr>
-        <w:spacing w:line="360" w:lineRule="auto" w:before="0" w:after="0"/>
+        <w:pStyle w:val="Normal"/>
+        <w:spacing w:lineRule="auto" w:line="360" w:before="0" w:after="0"/>
         <w:ind w:firstLine="709"/>
         <w:jc w:val="both"/>
+        <w:rPr/>
       </w:pPr>
       <w:r>
         <w:rPr>
-          <w:rFonts w:ascii="Times New Roman" w:hAnsi="Times New Roman" w:eastAsia="Times New Roman" w:cs="Times New Roman"/>
-          <w:b w:val="0"/>
-          <w:i w:val="0"/>
+          <w:rFonts w:eastAsia="Times New Roman" w:cs="Times New Roman"/>
+          <w:b w:val="false"/>
+          <w:i w:val="false"/>
           <w:color w:val="000000"/>
           <w:sz w:val="28"/>
           <w:lang w:val="ru-RU" w:eastAsia="ru-RU" w:bidi="ru-RU"/>
@@ -2151,15 +2370,17 @@
     </w:p>
     <w:p>
       <w:pPr>
-        <w:spacing w:line="360" w:lineRule="auto" w:before="0" w:after="0"/>
+        <w:pStyle w:val="Normal"/>
+        <w:spacing w:lineRule="auto" w:line="360" w:before="0" w:after="0"/>
         <w:ind w:firstLine="709"/>
         <w:jc w:val="both"/>
+        <w:rPr/>
       </w:pPr>
       <w:r>
         <w:rPr>
-          <w:rFonts w:ascii="Times New Roman" w:hAnsi="Times New Roman" w:eastAsia="Times New Roman" w:cs="Times New Roman"/>
-          <w:b w:val="0"/>
-          <w:i w:val="0"/>
+          <w:rFonts w:eastAsia="Times New Roman" w:cs="Times New Roman"/>
+          <w:b w:val="false"/>
+          <w:i w:val="false"/>
           <w:color w:val="000000"/>
           <w:sz w:val="28"/>
           <w:lang w:val="ru-RU" w:eastAsia="ru-RU" w:bidi="ru-RU"/>
@@ -2168,23 +2389,26 @@
       </w:r>
     </w:p>
     <w:p>
-      <w:r>
-        <w:rPr>
-          <w:rFonts w:ascii="Times New Roman" w:hAnsi="Times New Roman" w:eastAsia="Times New Roman" w:cs="Times New Roman"/>
-          <w:color w:val="000000"/>
-          <w:sz w:val="28"/>
-          <w:lang w:val="ru-RU" w:eastAsia="ru-RU" w:bidi="ru-RU"/>
-        </w:rPr>
+      <w:pPr>
+        <w:pStyle w:val="Normal"/>
+        <w:rPr/>
+      </w:pPr>
+      <w:r>
+        <w:rPr/>
+      </w:r>
+      <w:r>
         <w:br w:type="page"/>
       </w:r>
     </w:p>
     <w:p>
       <w:pPr>
         <w:pStyle w:val="Heading1"/>
+        <w:spacing w:before="0" w:after="0"/>
+        <w:rPr/>
       </w:pPr>
       <w:r>
         <w:rPr>
-          <w:rFonts w:ascii="Times New Roman" w:hAnsi="Times New Roman" w:eastAsia="Times New Roman" w:cs="Times New Roman"/>
+          <w:rFonts w:eastAsia="Times New Roman" w:cs="Times New Roman"/>
           <w:b/>
           <w:color w:val="000000"/>
           <w:sz w:val="32"/>
@@ -2195,15 +2419,17 @@
     </w:p>
     <w:p>
       <w:pPr>
-        <w:spacing w:line="360" w:lineRule="auto" w:before="0" w:after="0"/>
+        <w:pStyle w:val="Normal"/>
+        <w:spacing w:lineRule="auto" w:line="360" w:before="0" w:after="0"/>
         <w:ind w:firstLine="709"/>
         <w:jc w:val="both"/>
+        <w:rPr/>
       </w:pPr>
       <w:r>
         <w:rPr>
-          <w:rFonts w:ascii="Times New Roman" w:hAnsi="Times New Roman" w:eastAsia="Times New Roman" w:cs="Times New Roman"/>
-          <w:b w:val="0"/>
-          <w:i w:val="0"/>
+          <w:rFonts w:eastAsia="Times New Roman" w:cs="Times New Roman"/>
+          <w:b w:val="false"/>
+          <w:i w:val="false"/>
           <w:color w:val="000000"/>
           <w:sz w:val="28"/>
           <w:lang w:val="ru-RU" w:eastAsia="ru-RU" w:bidi="ru-RU"/>
@@ -2213,43 +2439,45 @@
     </w:p>
     <w:p>
       <w:pPr>
-        <w:keepNext/>
-        <w:ind w:firstLine="0"/>
+        <w:pStyle w:val="Normal"/>
+        <w:keepNext w:val="true"/>
+        <w:ind w:hanging="0"/>
         <w:jc w:val="center"/>
-      </w:pPr>
-      <w:r>
-        <w:rPr>
-          <w:rFonts w:ascii="Times New Roman" w:hAnsi="Times New Roman" w:eastAsia="Times New Roman" w:cs="Times New Roman"/>
-          <w:color w:val="000000"/>
-          <w:sz w:val="28"/>
-          <w:lang w:val="ru-RU" w:eastAsia="ru-RU" w:bidi="ru-RU"/>
-        </w:rPr>
+        <w:rPr/>
+      </w:pPr>
+      <w:r>
+        <w:rPr/>
         <w:drawing>
-          <wp:inline xmlns:a="http://schemas.openxmlformats.org/drawingml/2006/main" xmlns:pic="http://schemas.openxmlformats.org/drawingml/2006/picture">
-            <wp:extent cx="5580000" cy="3138750"/>
-            <wp:docPr id="1" name="Picture 1" descr="Рисунок 1 — Каталог при обычной ширине окна" title="Рисунок 1 — Каталог при обычной ширине окна"/>
+          <wp:inline distT="0" distB="0" distL="0" distR="0">
+            <wp:extent cx="5579745" cy="3138805"/>
+            <wp:effectExtent l="0" t="0" r="0" b="0"/>
+            <wp:docPr id="1" name="Picture 1" descr="Рисунок 1 — Каталог при обычной ширине окна&#10;Рисунок 1 — Каталог при обычной ширине окна"/>
             <wp:cNvGraphicFramePr>
-              <a:graphicFrameLocks noChangeAspect="1"/>
+              <a:graphicFrameLocks xmlns:a="http://schemas.openxmlformats.org/drawingml/2006/main" noChangeAspect="1"/>
             </wp:cNvGraphicFramePr>
-            <a:graphic>
+            <a:graphic xmlns:a="http://schemas.openxmlformats.org/drawingml/2006/main">
               <a:graphicData uri="http://schemas.openxmlformats.org/drawingml/2006/picture">
-                <pic:pic>
+                <pic:pic xmlns:pic="http://schemas.openxmlformats.org/drawingml/2006/picture">
                   <pic:nvPicPr>
-                    <pic:cNvPr id="0" name="character-list-wide.jpg"/>
-                    <pic:cNvPicPr/>
+                    <pic:cNvPr id="1" name="Picture 1" descr="Рисунок 1 — Каталог при обычной ширине окна&#10;Рисунок 1 — Каталог при обычной ширине окна"/>
+                    <pic:cNvPicPr>
+                      <a:picLocks noChangeAspect="1" noChangeArrowheads="1"/>
+                    </pic:cNvPicPr>
                   </pic:nvPicPr>
                   <pic:blipFill>
-                    <a:blip r:embed="rId8"/>
+                    <a:blip r:embed="rId2"/>
                     <a:stretch>
                       <a:fillRect/>
                     </a:stretch>
                   </pic:blipFill>
-                  <pic:spPr>
+                  <pic:spPr bwMode="auto">
                     <a:xfrm>
                       <a:off x="0" y="0"/>
-                      <a:ext cx="5580000" cy="3138750"/>
+                      <a:ext cx="5579745" cy="3138805"/>
                     </a:xfrm>
-                    <a:prstGeom prst="rect"/>
+                    <a:prstGeom prst="rect">
+                      <a:avLst/>
+                    </a:prstGeom>
                   </pic:spPr>
                 </pic:pic>
               </a:graphicData>
@@ -2261,10 +2489,11 @@
     <w:p>
       <w:pPr>
         <w:pStyle w:val="CaptionAcademic"/>
+        <w:rPr/>
       </w:pPr>
       <w:r>
         <w:rPr>
-          <w:rFonts w:ascii="Times New Roman" w:hAnsi="Times New Roman" w:eastAsia="Times New Roman" w:cs="Times New Roman"/>
+          <w:rFonts w:eastAsia="Times New Roman" w:cs="Times New Roman"/>
           <w:color w:val="000000"/>
           <w:sz w:val="24"/>
           <w:lang w:val="ru-RU" w:eastAsia="ru-RU" w:bidi="ru-RU"/>
@@ -2273,23 +2502,26 @@
       </w:r>
     </w:p>
     <w:p>
-      <w:r>
-        <w:rPr>
-          <w:rFonts w:ascii="Times New Roman" w:hAnsi="Times New Roman" w:eastAsia="Times New Roman" w:cs="Times New Roman"/>
-          <w:color w:val="000000"/>
-          <w:sz w:val="28"/>
-          <w:lang w:val="ru-RU" w:eastAsia="ru-RU" w:bidi="ru-RU"/>
-        </w:rPr>
+      <w:pPr>
+        <w:pStyle w:val="Normal"/>
+        <w:rPr/>
+      </w:pPr>
+      <w:r>
+        <w:rPr/>
+      </w:r>
+      <w:r>
         <w:br w:type="page"/>
       </w:r>
     </w:p>
     <w:p>
       <w:pPr>
         <w:pStyle w:val="Heading1"/>
+        <w:spacing w:before="0" w:after="0"/>
+        <w:rPr/>
       </w:pPr>
       <w:r>
         <w:rPr>
-          <w:rFonts w:ascii="Times New Roman" w:hAnsi="Times New Roman" w:eastAsia="Times New Roman" w:cs="Times New Roman"/>
+          <w:rFonts w:eastAsia="Times New Roman" w:cs="Times New Roman"/>
           <w:b/>
           <w:color w:val="000000"/>
           <w:sz w:val="32"/>
@@ -2300,15 +2532,17 @@
     </w:p>
     <w:p>
       <w:pPr>
-        <w:spacing w:line="360" w:lineRule="auto" w:before="0" w:after="0"/>
+        <w:pStyle w:val="Normal"/>
+        <w:spacing w:lineRule="auto" w:line="360" w:before="0" w:after="0"/>
         <w:ind w:firstLine="709"/>
         <w:jc w:val="both"/>
+        <w:rPr/>
       </w:pPr>
       <w:r>
         <w:rPr>
-          <w:rFonts w:ascii="Times New Roman" w:hAnsi="Times New Roman" w:eastAsia="Times New Roman" w:cs="Times New Roman"/>
-          <w:b w:val="0"/>
-          <w:i w:val="0"/>
+          <w:rFonts w:eastAsia="Times New Roman" w:cs="Times New Roman"/>
+          <w:b w:val="false"/>
+          <w:i w:val="false"/>
           <w:color w:val="000000"/>
           <w:sz w:val="28"/>
           <w:lang w:val="ru-RU" w:eastAsia="ru-RU" w:bidi="ru-RU"/>
@@ -2318,43 +2552,45 @@
     </w:p>
     <w:p>
       <w:pPr>
-        <w:keepNext/>
-        <w:ind w:firstLine="0"/>
+        <w:pStyle w:val="Normal"/>
+        <w:keepNext w:val="true"/>
+        <w:ind w:hanging="0"/>
         <w:jc w:val="center"/>
-      </w:pPr>
-      <w:r>
-        <w:rPr>
-          <w:rFonts w:ascii="Times New Roman" w:hAnsi="Times New Roman" w:eastAsia="Times New Roman" w:cs="Times New Roman"/>
-          <w:color w:val="000000"/>
-          <w:sz w:val="28"/>
-          <w:lang w:val="ru-RU" w:eastAsia="ru-RU" w:bidi="ru-RU"/>
-        </w:rPr>
+        <w:rPr/>
+      </w:pPr>
+      <w:r>
+        <w:rPr/>
         <w:drawing>
-          <wp:inline xmlns:a="http://schemas.openxmlformats.org/drawingml/2006/main" xmlns:pic="http://schemas.openxmlformats.org/drawingml/2006/picture">
-            <wp:extent cx="5580000" cy="3138750"/>
-            <wp:docPr id="2" name="Picture 2" descr="Рисунок 2 — Деталь персонажа при обычной ширине окна" title="Рисунок 2 — Деталь персонажа при обычной ширине окна"/>
+          <wp:inline distT="0" distB="0" distL="0" distR="0">
+            <wp:extent cx="5579745" cy="3138805"/>
+            <wp:effectExtent l="0" t="0" r="0" b="0"/>
+            <wp:docPr id="2" name="Picture 2" descr="Рисунок 2 — Деталь персонажа при обычной ширине окна&#10;Рисунок 2 — Деталь персонажа при обычной ширине окна"/>
             <wp:cNvGraphicFramePr>
-              <a:graphicFrameLocks noChangeAspect="1"/>
+              <a:graphicFrameLocks xmlns:a="http://schemas.openxmlformats.org/drawingml/2006/main" noChangeAspect="1"/>
             </wp:cNvGraphicFramePr>
-            <a:graphic>
+            <a:graphic xmlns:a="http://schemas.openxmlformats.org/drawingml/2006/main">
               <a:graphicData uri="http://schemas.openxmlformats.org/drawingml/2006/picture">
-                <pic:pic>
+                <pic:pic xmlns:pic="http://schemas.openxmlformats.org/drawingml/2006/picture">
                   <pic:nvPicPr>
-                    <pic:cNvPr id="0" name="character-details-wide.jpg"/>
-                    <pic:cNvPicPr/>
+                    <pic:cNvPr id="2" name="Picture 2" descr="Рисунок 2 — Деталь персонажа при обычной ширине окна&#10;Рисунок 2 — Деталь персонажа при обычной ширине окна"/>
+                    <pic:cNvPicPr>
+                      <a:picLocks noChangeAspect="1" noChangeArrowheads="1"/>
+                    </pic:cNvPicPr>
                   </pic:nvPicPr>
                   <pic:blipFill>
-                    <a:blip r:embed="rId9"/>
+                    <a:blip r:embed="rId3"/>
                     <a:stretch>
                       <a:fillRect/>
                     </a:stretch>
                   </pic:blipFill>
-                  <pic:spPr>
+                  <pic:spPr bwMode="auto">
                     <a:xfrm>
                       <a:off x="0" y="0"/>
-                      <a:ext cx="5580000" cy="3138750"/>
+                      <a:ext cx="5579745" cy="3138805"/>
                     </a:xfrm>
-                    <a:prstGeom prst="rect"/>
+                    <a:prstGeom prst="rect">
+                      <a:avLst/>
+                    </a:prstGeom>
                   </pic:spPr>
                 </pic:pic>
               </a:graphicData>
@@ -2366,10 +2602,11 @@
     <w:p>
       <w:pPr>
         <w:pStyle w:val="CaptionAcademic"/>
+        <w:rPr/>
       </w:pPr>
       <w:r>
         <w:rPr>
-          <w:rFonts w:ascii="Times New Roman" w:hAnsi="Times New Roman" w:eastAsia="Times New Roman" w:cs="Times New Roman"/>
+          <w:rFonts w:eastAsia="Times New Roman" w:cs="Times New Roman"/>
           <w:color w:val="000000"/>
           <w:sz w:val="24"/>
           <w:lang w:val="ru-RU" w:eastAsia="ru-RU" w:bidi="ru-RU"/>
@@ -2378,23 +2615,26 @@
       </w:r>
     </w:p>
     <w:p>
-      <w:r>
-        <w:rPr>
-          <w:rFonts w:ascii="Times New Roman" w:hAnsi="Times New Roman" w:eastAsia="Times New Roman" w:cs="Times New Roman"/>
-          <w:color w:val="000000"/>
-          <w:sz w:val="28"/>
-          <w:lang w:val="ru-RU" w:eastAsia="ru-RU" w:bidi="ru-RU"/>
-        </w:rPr>
+      <w:pPr>
+        <w:pStyle w:val="Normal"/>
+        <w:rPr/>
+      </w:pPr>
+      <w:r>
+        <w:rPr/>
+      </w:r>
+      <w:r>
         <w:br w:type="page"/>
       </w:r>
     </w:p>
     <w:p>
       <w:pPr>
         <w:pStyle w:val="Heading1"/>
+        <w:spacing w:before="0" w:after="0"/>
+        <w:rPr/>
       </w:pPr>
       <w:r>
         <w:rPr>
-          <w:rFonts w:ascii="Times New Roman" w:hAnsi="Times New Roman" w:eastAsia="Times New Roman" w:cs="Times New Roman"/>
+          <w:rFonts w:eastAsia="Times New Roman" w:cs="Times New Roman"/>
           <w:b/>
           <w:color w:val="000000"/>
           <w:sz w:val="32"/>
@@ -2405,15 +2645,17 @@
     </w:p>
     <w:p>
       <w:pPr>
-        <w:spacing w:line="360" w:lineRule="auto" w:before="0" w:after="0"/>
+        <w:pStyle w:val="Normal"/>
+        <w:spacing w:lineRule="auto" w:line="360" w:before="0" w:after="0"/>
         <w:ind w:firstLine="709"/>
         <w:jc w:val="both"/>
+        <w:rPr/>
       </w:pPr>
       <w:r>
         <w:rPr>
-          <w:rFonts w:ascii="Times New Roman" w:hAnsi="Times New Roman" w:eastAsia="Times New Roman" w:cs="Times New Roman"/>
-          <w:b w:val="0"/>
-          <w:i w:val="0"/>
+          <w:rFonts w:eastAsia="Times New Roman" w:cs="Times New Roman"/>
+          <w:b w:val="false"/>
+          <w:i w:val="false"/>
           <w:color w:val="000000"/>
           <w:sz w:val="28"/>
           <w:lang w:val="ru-RU" w:eastAsia="ru-RU" w:bidi="ru-RU"/>
@@ -2423,43 +2665,45 @@
     </w:p>
     <w:p>
       <w:pPr>
-        <w:keepNext/>
-        <w:ind w:firstLine="0"/>
+        <w:pStyle w:val="Normal"/>
+        <w:keepNext w:val="true"/>
+        <w:ind w:hanging="0"/>
         <w:jc w:val="center"/>
-      </w:pPr>
-      <w:r>
-        <w:rPr>
-          <w:rFonts w:ascii="Times New Roman" w:hAnsi="Times New Roman" w:eastAsia="Times New Roman" w:cs="Times New Roman"/>
-          <w:color w:val="000000"/>
-          <w:sz w:val="28"/>
-          <w:lang w:val="ru-RU" w:eastAsia="ru-RU" w:bidi="ru-RU"/>
-        </w:rPr>
+        <w:rPr/>
+      </w:pPr>
+      <w:r>
+        <w:rPr/>
         <w:drawing>
-          <wp:inline xmlns:a="http://schemas.openxmlformats.org/drawingml/2006/main" xmlns:pic="http://schemas.openxmlformats.org/drawingml/2006/picture">
-            <wp:extent cx="3600000" cy="7116278"/>
-            <wp:docPr id="3" name="Picture 3" descr="Рисунок 3 — Каталог в узком окне" title="Рисунок 3 — Каталог в узком окне"/>
+          <wp:inline distT="0" distB="0" distL="0" distR="0">
+            <wp:extent cx="3599815" cy="7115810"/>
+            <wp:effectExtent l="0" t="0" r="0" b="0"/>
+            <wp:docPr id="3" name="Picture 3" descr="Рисунок 3 — Каталог в узком окне&#10;Рисунок 3 — Каталог в узком окне"/>
             <wp:cNvGraphicFramePr>
-              <a:graphicFrameLocks noChangeAspect="1"/>
+              <a:graphicFrameLocks xmlns:a="http://schemas.openxmlformats.org/drawingml/2006/main" noChangeAspect="1"/>
             </wp:cNvGraphicFramePr>
-            <a:graphic>
+            <a:graphic xmlns:a="http://schemas.openxmlformats.org/drawingml/2006/main">
               <a:graphicData uri="http://schemas.openxmlformats.org/drawingml/2006/picture">
-                <pic:pic>
+                <pic:pic xmlns:pic="http://schemas.openxmlformats.org/drawingml/2006/picture">
                   <pic:nvPicPr>
-                    <pic:cNvPr id="0" name="character-list-narrow.jpg"/>
-                    <pic:cNvPicPr/>
+                    <pic:cNvPr id="3" name="Picture 3" descr="Рисунок 3 — Каталог в узком окне&#10;Рисунок 3 — Каталог в узком окне"/>
+                    <pic:cNvPicPr>
+                      <a:picLocks noChangeAspect="1" noChangeArrowheads="1"/>
+                    </pic:cNvPicPr>
                   </pic:nvPicPr>
                   <pic:blipFill>
-                    <a:blip r:embed="rId10"/>
+                    <a:blip r:embed="rId4"/>
                     <a:stretch>
                       <a:fillRect/>
                     </a:stretch>
                   </pic:blipFill>
-                  <pic:spPr>
+                  <pic:spPr bwMode="auto">
                     <a:xfrm>
                       <a:off x="0" y="0"/>
-                      <a:ext cx="3600000" cy="7116278"/>
+                      <a:ext cx="3599815" cy="7115810"/>
                     </a:xfrm>
-                    <a:prstGeom prst="rect"/>
+                    <a:prstGeom prst="rect">
+                      <a:avLst/>
+                    </a:prstGeom>
                   </pic:spPr>
                 </pic:pic>
               </a:graphicData>
@@ -2471,10 +2715,11 @@
     <w:p>
       <w:pPr>
         <w:pStyle w:val="CaptionAcademic"/>
+        <w:rPr/>
       </w:pPr>
       <w:r>
         <w:rPr>
-          <w:rFonts w:ascii="Times New Roman" w:hAnsi="Times New Roman" w:eastAsia="Times New Roman" w:cs="Times New Roman"/>
+          <w:rFonts w:eastAsia="Times New Roman" w:cs="Times New Roman"/>
           <w:color w:val="000000"/>
           <w:sz w:val="24"/>
           <w:lang w:val="ru-RU" w:eastAsia="ru-RU" w:bidi="ru-RU"/>
@@ -2483,23 +2728,26 @@
       </w:r>
     </w:p>
     <w:p>
-      <w:r>
-        <w:rPr>
-          <w:rFonts w:ascii="Times New Roman" w:hAnsi="Times New Roman" w:eastAsia="Times New Roman" w:cs="Times New Roman"/>
-          <w:color w:val="000000"/>
-          <w:sz w:val="28"/>
-          <w:lang w:val="ru-RU" w:eastAsia="ru-RU" w:bidi="ru-RU"/>
-        </w:rPr>
+      <w:pPr>
+        <w:pStyle w:val="Normal"/>
+        <w:rPr/>
+      </w:pPr>
+      <w:r>
+        <w:rPr/>
+      </w:r>
+      <w:r>
         <w:br w:type="page"/>
       </w:r>
     </w:p>
     <w:p>
       <w:pPr>
         <w:pStyle w:val="Heading1"/>
+        <w:spacing w:before="0" w:after="0"/>
+        <w:rPr/>
       </w:pPr>
       <w:r>
         <w:rPr>
-          <w:rFonts w:ascii="Times New Roman" w:hAnsi="Times New Roman" w:eastAsia="Times New Roman" w:cs="Times New Roman"/>
+          <w:rFonts w:eastAsia="Times New Roman" w:cs="Times New Roman"/>
           <w:b/>
           <w:color w:val="000000"/>
           <w:sz w:val="32"/>
@@ -2510,15 +2758,17 @@
     </w:p>
     <w:p>
       <w:pPr>
-        <w:spacing w:line="360" w:lineRule="auto" w:before="0" w:after="0"/>
+        <w:pStyle w:val="Normal"/>
+        <w:spacing w:lineRule="auto" w:line="360" w:before="0" w:after="0"/>
         <w:ind w:firstLine="709"/>
         <w:jc w:val="both"/>
+        <w:rPr/>
       </w:pPr>
       <w:r>
         <w:rPr>
-          <w:rFonts w:ascii="Times New Roman" w:hAnsi="Times New Roman" w:eastAsia="Times New Roman" w:cs="Times New Roman"/>
-          <w:b w:val="0"/>
-          <w:i w:val="0"/>
+          <w:rFonts w:eastAsia="Times New Roman" w:cs="Times New Roman"/>
+          <w:b w:val="false"/>
+          <w:i w:val="false"/>
           <w:color w:val="000000"/>
           <w:sz w:val="28"/>
           <w:lang w:val="ru-RU" w:eastAsia="ru-RU" w:bidi="ru-RU"/>
@@ -2528,43 +2778,45 @@
     </w:p>
     <w:p>
       <w:pPr>
-        <w:keepNext/>
-        <w:ind w:firstLine="0"/>
+        <w:pStyle w:val="Normal"/>
+        <w:keepNext w:val="true"/>
+        <w:ind w:hanging="0"/>
         <w:jc w:val="center"/>
-      </w:pPr>
-      <w:r>
-        <w:rPr>
-          <w:rFonts w:ascii="Times New Roman" w:hAnsi="Times New Roman" w:eastAsia="Times New Roman" w:cs="Times New Roman"/>
-          <w:color w:val="000000"/>
-          <w:sz w:val="28"/>
-          <w:lang w:val="ru-RU" w:eastAsia="ru-RU" w:bidi="ru-RU"/>
-        </w:rPr>
+        <w:rPr/>
+      </w:pPr>
+      <w:r>
+        <w:rPr/>
         <w:drawing>
-          <wp:inline xmlns:a="http://schemas.openxmlformats.org/drawingml/2006/main" xmlns:pic="http://schemas.openxmlformats.org/drawingml/2006/picture">
-            <wp:extent cx="3600000" cy="7116278"/>
-            <wp:docPr id="4" name="Picture 4" descr="Рисунок 4 — Деталь персонажа в узком окне" title="Рисунок 4 — Деталь персонажа в узком окне"/>
+          <wp:inline distT="0" distB="0" distL="0" distR="0">
+            <wp:extent cx="3599815" cy="7115810"/>
+            <wp:effectExtent l="0" t="0" r="0" b="0"/>
+            <wp:docPr id="4" name="Picture 4" descr="Рисунок 4 — Деталь персонажа в узком окне&#10;Рисунок 4 — Деталь персонажа в узком окне"/>
             <wp:cNvGraphicFramePr>
-              <a:graphicFrameLocks noChangeAspect="1"/>
+              <a:graphicFrameLocks xmlns:a="http://schemas.openxmlformats.org/drawingml/2006/main" noChangeAspect="1"/>
             </wp:cNvGraphicFramePr>
-            <a:graphic>
+            <a:graphic xmlns:a="http://schemas.openxmlformats.org/drawingml/2006/main">
               <a:graphicData uri="http://schemas.openxmlformats.org/drawingml/2006/picture">
-                <pic:pic>
+                <pic:pic xmlns:pic="http://schemas.openxmlformats.org/drawingml/2006/picture">
                   <pic:nvPicPr>
-                    <pic:cNvPr id="0" name="character-details-narrow.jpg"/>
-                    <pic:cNvPicPr/>
+                    <pic:cNvPr id="4" name="Picture 4" descr="Рисунок 4 — Деталь персонажа в узком окне&#10;Рисунок 4 — Деталь персонажа в узком окне"/>
+                    <pic:cNvPicPr>
+                      <a:picLocks noChangeAspect="1" noChangeArrowheads="1"/>
+                    </pic:cNvPicPr>
                   </pic:nvPicPr>
                   <pic:blipFill>
-                    <a:blip r:embed="rId11"/>
+                    <a:blip r:embed="rId5"/>
                     <a:stretch>
                       <a:fillRect/>
                     </a:stretch>
                   </pic:blipFill>
-                  <pic:spPr>
+                  <pic:spPr bwMode="auto">
                     <a:xfrm>
                       <a:off x="0" y="0"/>
-                      <a:ext cx="3600000" cy="7116278"/>
+                      <a:ext cx="3599815" cy="7115810"/>
                     </a:xfrm>
-                    <a:prstGeom prst="rect"/>
+                    <a:prstGeom prst="rect">
+                      <a:avLst/>
+                    </a:prstGeom>
                   </pic:spPr>
                 </pic:pic>
               </a:graphicData>
@@ -2576,10 +2828,11 @@
     <w:p>
       <w:pPr>
         <w:pStyle w:val="CaptionAcademic"/>
+        <w:rPr/>
       </w:pPr>
       <w:r>
         <w:rPr>
-          <w:rFonts w:ascii="Times New Roman" w:hAnsi="Times New Roman" w:eastAsia="Times New Roman" w:cs="Times New Roman"/>
+          <w:rFonts w:eastAsia="Times New Roman" w:cs="Times New Roman"/>
           <w:color w:val="000000"/>
           <w:sz w:val="24"/>
           <w:lang w:val="ru-RU" w:eastAsia="ru-RU" w:bidi="ru-RU"/>
@@ -2589,15 +2842,17 @@
     </w:p>
     <w:p>
       <w:pPr>
-        <w:spacing w:line="360" w:lineRule="auto" w:before="0" w:after="0"/>
+        <w:pStyle w:val="Normal"/>
+        <w:spacing w:lineRule="auto" w:line="360" w:before="0" w:after="0"/>
         <w:ind w:firstLine="709"/>
         <w:jc w:val="both"/>
+        <w:rPr/>
       </w:pPr>
       <w:r>
         <w:rPr>
-          <w:rFonts w:ascii="Times New Roman" w:hAnsi="Times New Roman" w:eastAsia="Times New Roman" w:cs="Times New Roman"/>
-          <w:b w:val="0"/>
-          <w:i w:val="0"/>
+          <w:rFonts w:eastAsia="Times New Roman" w:cs="Times New Roman"/>
+          <w:b w:val="false"/>
+          <w:i w:val="false"/>
           <w:color w:val="000000"/>
           <w:sz w:val="28"/>
           <w:lang w:val="ru-RU" w:eastAsia="ru-RU" w:bidi="ru-RU"/>
@@ -2606,23 +2861,26 @@
       </w:r>
     </w:p>
     <w:p>
-      <w:r>
-        <w:rPr>
-          <w:rFonts w:ascii="Times New Roman" w:hAnsi="Times New Roman" w:eastAsia="Times New Roman" w:cs="Times New Roman"/>
-          <w:color w:val="000000"/>
-          <w:sz w:val="28"/>
-          <w:lang w:val="ru-RU" w:eastAsia="ru-RU" w:bidi="ru-RU"/>
-        </w:rPr>
+      <w:pPr>
+        <w:pStyle w:val="Normal"/>
+        <w:rPr/>
+      </w:pPr>
+      <w:r>
+        <w:rPr/>
+      </w:r>
+      <w:r>
         <w:br w:type="page"/>
       </w:r>
     </w:p>
     <w:p>
       <w:pPr>
         <w:pStyle w:val="Heading1"/>
+        <w:spacing w:before="0" w:after="0"/>
+        <w:rPr/>
       </w:pPr>
       <w:r>
         <w:rPr>
-          <w:rFonts w:ascii="Times New Roman" w:hAnsi="Times New Roman" w:eastAsia="Times New Roman" w:cs="Times New Roman"/>
+          <w:rFonts w:eastAsia="Times New Roman" w:cs="Times New Roman"/>
           <w:b/>
           <w:color w:val="000000"/>
           <w:sz w:val="32"/>
@@ -2633,15 +2891,17 @@
     </w:p>
     <w:p>
       <w:pPr>
-        <w:spacing w:line="360" w:lineRule="auto" w:before="0" w:after="0"/>
+        <w:pStyle w:val="Normal"/>
+        <w:spacing w:lineRule="auto" w:line="360" w:before="0" w:after="0"/>
         <w:ind w:firstLine="709"/>
         <w:jc w:val="both"/>
+        <w:rPr/>
       </w:pPr>
       <w:r>
         <w:rPr>
-          <w:rFonts w:ascii="Times New Roman" w:hAnsi="Times New Roman" w:eastAsia="Times New Roman" w:cs="Times New Roman"/>
-          <w:b w:val="0"/>
-          <w:i w:val="0"/>
+          <w:rFonts w:eastAsia="Times New Roman" w:cs="Times New Roman"/>
+          <w:b w:val="false"/>
+          <w:i w:val="false"/>
           <w:color w:val="000000"/>
           <w:sz w:val="28"/>
           <w:lang w:val="ru-RU" w:eastAsia="ru-RU" w:bidi="ru-RU"/>
@@ -2651,15 +2911,17 @@
     </w:p>
     <w:p>
       <w:pPr>
-        <w:spacing w:line="360" w:lineRule="auto" w:before="0" w:after="0"/>
+        <w:pStyle w:val="Normal"/>
+        <w:spacing w:lineRule="auto" w:line="360" w:before="0" w:after="0"/>
         <w:ind w:firstLine="709"/>
         <w:jc w:val="both"/>
+        <w:rPr/>
       </w:pPr>
       <w:r>
         <w:rPr>
-          <w:rFonts w:ascii="Times New Roman" w:hAnsi="Times New Roman" w:eastAsia="Times New Roman" w:cs="Times New Roman"/>
-          <w:b w:val="0"/>
-          <w:i w:val="0"/>
+          <w:rFonts w:eastAsia="Times New Roman" w:cs="Times New Roman"/>
+          <w:b w:val="false"/>
+          <w:i w:val="false"/>
           <w:color w:val="000000"/>
           <w:sz w:val="28"/>
           <w:lang w:val="ru-RU" w:eastAsia="ru-RU" w:bidi="ru-RU"/>
@@ -2669,15 +2931,17 @@
     </w:p>
     <w:p>
       <w:pPr>
-        <w:spacing w:line="360" w:lineRule="auto" w:before="0" w:after="0"/>
+        <w:pStyle w:val="Normal"/>
+        <w:spacing w:lineRule="auto" w:line="360" w:before="0" w:after="0"/>
         <w:ind w:firstLine="709"/>
         <w:jc w:val="both"/>
+        <w:rPr/>
       </w:pPr>
       <w:r>
         <w:rPr>
-          <w:rFonts w:ascii="Times New Roman" w:hAnsi="Times New Roman" w:eastAsia="Times New Roman" w:cs="Times New Roman"/>
-          <w:b w:val="0"/>
-          <w:i w:val="0"/>
+          <w:rFonts w:eastAsia="Times New Roman" w:cs="Times New Roman"/>
+          <w:b w:val="false"/>
+          <w:i w:val="false"/>
           <w:color w:val="000000"/>
           <w:sz w:val="28"/>
           <w:lang w:val="ru-RU" w:eastAsia="ru-RU" w:bidi="ru-RU"/>
@@ -2688,10 +2952,11 @@
     <w:p>
       <w:pPr>
         <w:pStyle w:val="Heading1"/>
+        <w:rPr/>
       </w:pPr>
       <w:r>
         <w:rPr>
-          <w:rFonts w:ascii="Times New Roman" w:hAnsi="Times New Roman" w:eastAsia="Times New Roman" w:cs="Times New Roman"/>
+          <w:rFonts w:eastAsia="Times New Roman" w:cs="Times New Roman"/>
           <w:b/>
           <w:color w:val="000000"/>
           <w:sz w:val="32"/>
@@ -2702,15 +2967,17 @@
     </w:p>
     <w:p>
       <w:pPr>
-        <w:spacing w:line="360" w:lineRule="auto" w:before="0" w:after="0"/>
-        <w:ind w:firstLine="0" w:left="0"/>
+        <w:pStyle w:val="Normal"/>
+        <w:spacing w:lineRule="auto" w:line="360" w:before="0" w:after="0"/>
+        <w:ind w:hanging="0" w:left="0"/>
         <w:jc w:val="both"/>
+        <w:rPr/>
       </w:pPr>
       <w:r>
         <w:rPr>
-          <w:rFonts w:ascii="Times New Roman" w:hAnsi="Times New Roman" w:eastAsia="Times New Roman" w:cs="Times New Roman"/>
-          <w:b w:val="0"/>
-          <w:i w:val="0"/>
+          <w:rFonts w:eastAsia="Times New Roman" w:cs="Times New Roman"/>
+          <w:b w:val="false"/>
+          <w:i w:val="false"/>
           <w:color w:val="000000"/>
           <w:sz w:val="28"/>
           <w:lang w:val="ru-RU" w:eastAsia="ru-RU" w:bidi="ru-RU"/>
@@ -2720,15 +2987,17 @@
     </w:p>
     <w:p>
       <w:pPr>
-        <w:spacing w:line="360" w:lineRule="auto" w:before="0" w:after="0"/>
-        <w:ind w:firstLine="0" w:left="0"/>
+        <w:pStyle w:val="Normal"/>
+        <w:spacing w:lineRule="auto" w:line="360" w:before="0" w:after="0"/>
+        <w:ind w:hanging="0" w:left="0"/>
         <w:jc w:val="both"/>
+        <w:rPr/>
       </w:pPr>
       <w:r>
         <w:rPr>
-          <w:rFonts w:ascii="Times New Roman" w:hAnsi="Times New Roman" w:eastAsia="Times New Roman" w:cs="Times New Roman"/>
-          <w:b w:val="0"/>
-          <w:i w:val="0"/>
+          <w:rFonts w:eastAsia="Times New Roman" w:cs="Times New Roman"/>
+          <w:b w:val="false"/>
+          <w:i w:val="false"/>
           <w:color w:val="000000"/>
           <w:sz w:val="28"/>
           <w:lang w:val="ru-RU" w:eastAsia="ru-RU" w:bidi="ru-RU"/>
@@ -2738,15 +3007,17 @@
     </w:p>
     <w:p>
       <w:pPr>
-        <w:spacing w:line="360" w:lineRule="auto" w:before="0" w:after="0"/>
-        <w:ind w:firstLine="0" w:left="0"/>
+        <w:pStyle w:val="Normal"/>
+        <w:spacing w:lineRule="auto" w:line="360" w:before="0" w:after="0"/>
+        <w:ind w:hanging="0" w:left="0"/>
         <w:jc w:val="both"/>
+        <w:rPr/>
       </w:pPr>
       <w:r>
         <w:rPr>
-          <w:rFonts w:ascii="Times New Roman" w:hAnsi="Times New Roman" w:eastAsia="Times New Roman" w:cs="Times New Roman"/>
-          <w:b w:val="0"/>
-          <w:i w:val="0"/>
+          <w:rFonts w:eastAsia="Times New Roman" w:cs="Times New Roman"/>
+          <w:b w:val="false"/>
+          <w:i w:val="false"/>
           <w:color w:val="000000"/>
           <w:sz w:val="28"/>
           <w:lang w:val="ru-RU" w:eastAsia="ru-RU" w:bidi="ru-RU"/>
@@ -2756,15 +3027,17 @@
     </w:p>
     <w:p>
       <w:pPr>
-        <w:spacing w:line="360" w:lineRule="auto" w:before="0" w:after="0"/>
-        <w:ind w:firstLine="0" w:left="0"/>
+        <w:pStyle w:val="Normal"/>
+        <w:spacing w:lineRule="auto" w:line="360" w:before="0" w:after="0"/>
+        <w:ind w:hanging="0" w:left="0"/>
         <w:jc w:val="both"/>
+        <w:rPr/>
       </w:pPr>
       <w:r>
         <w:rPr>
-          <w:rFonts w:ascii="Times New Roman" w:hAnsi="Times New Roman" w:eastAsia="Times New Roman" w:cs="Times New Roman"/>
-          <w:b w:val="0"/>
-          <w:i w:val="0"/>
+          <w:rFonts w:eastAsia="Times New Roman" w:cs="Times New Roman"/>
+          <w:b w:val="false"/>
+          <w:i w:val="false"/>
           <w:color w:val="000000"/>
           <w:sz w:val="28"/>
           <w:lang w:val="ru-RU" w:eastAsia="ru-RU" w:bidi="ru-RU"/>
@@ -2774,15 +3047,17 @@
     </w:p>
     <w:p>
       <w:pPr>
-        <w:spacing w:line="360" w:lineRule="auto" w:before="0" w:after="0"/>
-        <w:ind w:firstLine="0" w:left="0"/>
+        <w:pStyle w:val="Normal"/>
+        <w:spacing w:lineRule="auto" w:line="360" w:before="0" w:after="0"/>
+        <w:ind w:hanging="0" w:left="0"/>
         <w:jc w:val="both"/>
+        <w:rPr/>
       </w:pPr>
       <w:r>
         <w:rPr>
-          <w:rFonts w:ascii="Times New Roman" w:hAnsi="Times New Roman" w:eastAsia="Times New Roman" w:cs="Times New Roman"/>
-          <w:b w:val="0"/>
-          <w:i w:val="0"/>
+          <w:rFonts w:eastAsia="Times New Roman" w:cs="Times New Roman"/>
+          <w:b w:val="false"/>
+          <w:i w:val="false"/>
           <w:color w:val="000000"/>
           <w:sz w:val="28"/>
           <w:lang w:val="ru-RU" w:eastAsia="ru-RU" w:bidi="ru-RU"/>
@@ -2791,10 +3066,12 @@
       </w:r>
     </w:p>
     <w:sectPr>
+      <w:footerReference w:type="even" r:id="rId6"/>
       <w:footerReference w:type="default" r:id="rId7"/>
+      <w:footerReference w:type="first" r:id="rId8"/>
       <w:type w:val="nextPage"/>
       <w:pgSz w:w="11906" w:h="16838"/>
-      <w:pgMar w:left="1134" w:right="567" w:gutter="0" w:header="567" w:top="1134" w:footer="567" w:bottom="1134"/>
+      <w:pgMar w:left="1134" w:right="567" w:gutter="0" w:header="0" w:top="1134" w:footer="567" w:bottom="1134"/>
       <w:pgNumType w:fmt="decimal"/>
       <w:formProt w:val="false"/>
       <w:titlePg/>
@@ -2806,20 +3083,71 @@
 </file>
 
 <file path=word/footer1.xml><?xml version="1.0" encoding="utf-8"?>
-<w:ftr xmlns:m="http://schemas.openxmlformats.org/officeDocument/2006/math" xmlns:mc="http://schemas.openxmlformats.org/markup-compatibility/2006" xmlns:mo="http://schemas.microsoft.com/office/mac/office/2008/main" xmlns:mv="urn:schemas-microsoft-com:mac:vml" xmlns:o="urn:schemas-microsoft-com:office:office" xmlns:r="http://schemas.openxmlformats.org/officeDocument/2006/relationships" xmlns:v="urn:schemas-microsoft-com:vml" xmlns:w10="urn:schemas-microsoft-com:office:word" xmlns:w14="http://schemas.microsoft.com/office/word/2010/wordml" xmlns:w="http://schemas.openxmlformats.org/wordprocessingml/2006/main" xmlns:wne="http://schemas.microsoft.com/office/word/2006/wordml" xmlns:wp14="http://schemas.microsoft.com/office/word/2010/wordprocessingDrawing" xmlns:wp="http://schemas.openxmlformats.org/drawingml/2006/wordprocessingDrawing" xmlns:wpc="http://schemas.microsoft.com/office/word/2010/wordprocessingCanvas" xmlns:wpg="http://schemas.microsoft.com/office/word/2010/wordprocessingGroup" xmlns:wpi="http://schemas.microsoft.com/office/word/2010/wordprocessingInk" xmlns:wps="http://schemas.microsoft.com/office/word/2010/wordprocessingShape" mc:Ignorable="w14 wp14">
+<w:ftr xmlns:o="urn:schemas-microsoft-com:office:office" xmlns:r="http://schemas.openxmlformats.org/officeDocument/2006/relationships" xmlns:v="urn:schemas-microsoft-com:vml" xmlns:w="http://schemas.openxmlformats.org/wordprocessingml/2006/main" xmlns:w10="urn:schemas-microsoft-com:office:word" xmlns:wp="http://schemas.openxmlformats.org/drawingml/2006/wordprocessingDrawing" xmlns:wps="http://schemas.microsoft.com/office/word/2010/wordprocessingShape" xmlns:wpg="http://schemas.microsoft.com/office/word/2010/wordprocessingGroup" xmlns:mc="http://schemas.openxmlformats.org/markup-compatibility/2006" xmlns:wp14="http://schemas.microsoft.com/office/word/2010/wordprocessingDrawing" xmlns:w14="http://schemas.microsoft.com/office/word/2010/wordml" xmlns:w15="http://schemas.microsoft.com/office/word/2012/wordml" mc:Ignorable="w14 wp14 w15">
+  <w:p>
+    <w:pPr>
+      <w:pStyle w:val="Footer"/>
+      <w:rPr/>
+    </w:pPr>
+    <w:r>
+      <w:rPr/>
+    </w:r>
+  </w:p>
+</w:ftr>
+</file>
+
+<file path=word/footer2.xml><?xml version="1.0" encoding="utf-8"?>
+<w:ftr xmlns:o="urn:schemas-microsoft-com:office:office" xmlns:r="http://schemas.openxmlformats.org/officeDocument/2006/relationships" xmlns:v="urn:schemas-microsoft-com:vml" xmlns:w="http://schemas.openxmlformats.org/wordprocessingml/2006/main" xmlns:w10="urn:schemas-microsoft-com:office:word" xmlns:wp="http://schemas.openxmlformats.org/drawingml/2006/wordprocessingDrawing" xmlns:wps="http://schemas.microsoft.com/office/word/2010/wordprocessingShape" xmlns:wpg="http://schemas.microsoft.com/office/word/2010/wordprocessingGroup" xmlns:mc="http://schemas.openxmlformats.org/markup-compatibility/2006" xmlns:wp14="http://schemas.microsoft.com/office/word/2010/wordprocessingDrawing" xmlns:w14="http://schemas.microsoft.com/office/word/2010/wordml" xmlns:w15="http://schemas.microsoft.com/office/word/2012/wordml" mc:Ignorable="w14 wp14 w15">
   <w:p>
     <w:pPr>
       <w:pStyle w:val="Footer"/>
       <w:jc w:val="center"/>
+      <w:rPr/>
     </w:pPr>
-    <w:fldSimple w:instr="PAGE">
-      <w:r>
-        <w:rPr>
-          <w:lang w:val="ru-RU"/>
-        </w:rPr>
-        <w:t>2</w:t>
-      </w:r>
-    </w:fldSimple>
+    <w:r>
+      <w:rPr>
+        <w:lang w:val="ru-RU"/>
+      </w:rPr>
+      <w:fldChar w:fldCharType="begin"/>
+    </w:r>
+    <w:r>
+      <w:rPr>
+        <w:lang w:val="ru-RU"/>
+      </w:rPr>
+      <w:instrText xml:space="preserve"> PAGE </w:instrText>
+    </w:r>
+    <w:r>
+      <w:rPr>
+        <w:lang w:val="ru-RU"/>
+      </w:rPr>
+      <w:fldChar w:fldCharType="separate"/>
+    </w:r>
+    <w:r>
+      <w:rPr>
+        <w:lang w:val="ru-RU"/>
+      </w:rPr>
+      <w:t>14</w:t>
+    </w:r>
+    <w:r>
+      <w:rPr>
+        <w:lang w:val="ru-RU"/>
+      </w:rPr>
+      <w:fldChar w:fldCharType="end"/>
+    </w:r>
+  </w:p>
+</w:ftr>
+</file>
+
+<file path=word/footer3.xml><?xml version="1.0" encoding="utf-8"?>
+<w:ftr xmlns:o="urn:schemas-microsoft-com:office:office" xmlns:r="http://schemas.openxmlformats.org/officeDocument/2006/relationships" xmlns:v="urn:schemas-microsoft-com:vml" xmlns:w="http://schemas.openxmlformats.org/wordprocessingml/2006/main" xmlns:w10="urn:schemas-microsoft-com:office:word" xmlns:wp="http://schemas.openxmlformats.org/drawingml/2006/wordprocessingDrawing" xmlns:wps="http://schemas.microsoft.com/office/word/2010/wordprocessingShape" xmlns:wpg="http://schemas.microsoft.com/office/word/2010/wordprocessingGroup" xmlns:mc="http://schemas.openxmlformats.org/markup-compatibility/2006" xmlns:wp14="http://schemas.microsoft.com/office/word/2010/wordprocessingDrawing" xmlns:w14="http://schemas.microsoft.com/office/word/2010/wordml" xmlns:w15="http://schemas.microsoft.com/office/word/2012/wordml" mc:Ignorable="w14 wp14 w15">
+  <w:p>
+    <w:pPr>
+      <w:pStyle w:val="Footer"/>
+      <w:rPr/>
+    </w:pPr>
+    <w:r>
+      <w:rPr/>
+    </w:r>
   </w:p>
 </w:ftr>
 </file>
@@ -3866,51 +4194,52 @@
       <w:lang w:val="ru-RU" w:eastAsia="ru-RU" w:bidi="ar-SA"/>
     </w:rPr>
   </w:style>
-  <w:style w:type="paragraph" w:styleId="Heading1">
+  <w:style w:type="paragraph" w:styleId="Heading1" w:customStyle="1">
     <w:name w:val="Heading 1"/>
-    <w:basedOn w:val="Normal"/>
     <w:next w:val="Normal"/>
     <w:link w:val="Heading1Char"/>
-    <w:uiPriority w:val="9"/>
     <w:qFormat/>
-    <w:rsid w:val="00fc693f"/>
     <w:pPr>
       <w:keepNext w:val="true"/>
-      <w:keepLines/>
-      <w:spacing w:before="480" w:after="0"/>
-      <w:outlineLvl w:val="0"/>
+      <w:widowControl/>
+      <w:suppressAutoHyphens w:val="true"/>
+      <w:bidi w:val="0"/>
+      <w:spacing w:lineRule="auto" w:line="240" w:before="240" w:after="160"/>
+      <w:ind w:hanging="0"/>
+      <w:jc w:val="center"/>
     </w:pPr>
     <w:rPr>
-      <w:rFonts w:ascii="Calibri" w:hAnsi="Calibri" w:eastAsia="" w:cs="" w:asciiTheme="majorHAnsi" w:cstheme="majorBidi" w:eastAsiaTheme="majorEastAsia" w:hAnsiTheme="majorHAnsi"/>
+      <w:rFonts w:ascii="Times New Roman" w:hAnsi="Times New Roman" w:eastAsia="" w:cs=""/>
       <w:b/>
-      <w:bCs/>
-      <w:color w:themeColor="accent1" w:themeShade="bf" w:val="365F91"/>
-      <w:sz w:val="28"/>
-      <w:szCs w:val="28"/>
+      <w:color w:val="000000"/>
+      <w:kern w:val="0"/>
+      <w:sz w:val="32"/>
+      <w:szCs w:val="22"/>
+      <w:lang w:val="ru-RU" w:eastAsia="ru-RU" w:bidi="ru-RU"/>
     </w:rPr>
   </w:style>
-  <w:style w:type="paragraph" w:styleId="Heading2">
+  <w:style w:type="paragraph" w:styleId="Heading2" w:customStyle="1">
     <w:name w:val="Heading 2"/>
-    <w:basedOn w:val="Normal"/>
     <w:next w:val="Normal"/>
     <w:link w:val="Heading2Char"/>
-    <w:uiPriority w:val="9"/>
-    <w:unhideWhenUsed/>
     <w:qFormat/>
-    <w:rsid w:val="00fc693f"/>
     <w:pPr>
       <w:keepNext w:val="true"/>
-      <w:keepLines/>
-      <w:spacing w:before="200" w:after="0"/>
-      <w:outlineLvl w:val="1"/>
+      <w:widowControl/>
+      <w:suppressAutoHyphens w:val="true"/>
+      <w:bidi w:val="0"/>
+      <w:spacing w:lineRule="auto" w:line="240" w:before="200" w:after="120"/>
+      <w:ind w:hanging="0"/>
+      <w:jc w:val="left"/>
     </w:pPr>
     <w:rPr>
-      <w:rFonts w:ascii="Calibri" w:hAnsi="Calibri" w:eastAsia="" w:cs="" w:asciiTheme="majorHAnsi" w:cstheme="majorBidi" w:eastAsiaTheme="majorEastAsia" w:hAnsiTheme="majorHAnsi"/>
+      <w:rFonts w:ascii="Times New Roman" w:hAnsi="Times New Roman" w:eastAsia="" w:cs=""/>
       <w:b/>
-      <w:bCs/>
-      <w:color w:themeColor="accent1" w:val="4F81BD"/>
-      <w:sz w:val="26"/>
-      <w:szCs w:val="26"/>
+      <w:color w:val="000000"/>
+      <w:kern w:val="0"/>
+      <w:sz w:val="28"/>
+      <w:szCs w:val="22"/>
+      <w:lang w:val="ru-RU" w:eastAsia="ru-RU" w:bidi="ru-RU"/>
     </w:rPr>
   </w:style>
   <w:style w:type="paragraph" w:styleId="Heading3">
@@ -4559,17 +4888,17 @@
     <w:qFormat/>
     <w:rsid w:val="00fc693f"/>
     <w:pPr>
-      <w:keepNext/>
+      <w:keepNext w:val="true"/>
       <w:pBdr>
         <w:bottom w:val="single" w:sz="8" w:space="4" w:color="4F81BD" w:themeColor="accent1"/>
       </w:pBdr>
       <w:spacing w:lineRule="auto" w:line="240" w:before="0" w:after="0"/>
-      <w:ind w:firstLine="0"/>
+      <w:ind w:hanging="0"/>
       <w:contextualSpacing/>
       <w:jc w:val="center"/>
     </w:pPr>
     <w:rPr>
-      <w:rFonts w:ascii="Times New Roman" w:hAnsi="Times New Roman" w:eastAsia="" w:cs="" w:asciiTheme="majorHAnsi" w:cstheme="majorBidi" w:eastAsiaTheme="majorEastAsia" w:hAnsiTheme="majorHAnsi"/>
+      <w:rFonts w:ascii="Calibri" w:hAnsi="Calibri" w:eastAsia="" w:cs="" w:asciiTheme="majorHAnsi" w:cstheme="majorBidi" w:eastAsiaTheme="majorEastAsia" w:hAnsiTheme="majorHAnsi"/>
       <w:b/>
       <w:color w:val="000000"/>
       <w:spacing w:val="5"/>
@@ -4888,10 +5217,49 @@
     <w:unhideWhenUsed/>
     <w:qFormat/>
     <w:rsid w:val="00fc693f"/>
+    <w:pPr/>
+    <w:rPr/>
+  </w:style>
+  <w:style w:type="paragraph" w:styleId="CaptionAcademic" w:customStyle="1">
+    <w:name w:val="Caption Academic"/>
+    <w:qFormat/>
     <w:pPr>
-      <w:outlineLvl w:val="9"/>
+      <w:keepNext w:val="false"/>
+      <w:widowControl/>
+      <w:suppressAutoHyphens w:val="true"/>
+      <w:bidi w:val="0"/>
+      <w:spacing w:before="80" w:after="160"/>
+      <w:ind w:hanging="0"/>
+      <w:jc w:val="center"/>
     </w:pPr>
-    <w:rPr/>
+    <w:rPr>
+      <w:rFonts w:ascii="Times New Roman" w:hAnsi="Times New Roman" w:eastAsia="" w:cs=""/>
+      <w:color w:val="000000"/>
+      <w:kern w:val="0"/>
+      <w:sz w:val="24"/>
+      <w:szCs w:val="22"/>
+      <w:lang w:val="ru-RU" w:eastAsia="ru-RU" w:bidi="ru-RU"/>
+    </w:rPr>
+  </w:style>
+  <w:style w:type="paragraph" w:styleId="Code" w:customStyle="1">
+    <w:name w:val="Code"/>
+    <w:qFormat/>
+    <w:pPr>
+      <w:widowControl/>
+      <w:suppressAutoHyphens w:val="true"/>
+      <w:bidi w:val="0"/>
+      <w:spacing w:lineRule="auto" w:line="240" w:before="40" w:after="40"/>
+      <w:ind w:hanging="0" w:left="397" w:right="227"/>
+      <w:jc w:val="left"/>
+    </w:pPr>
+    <w:rPr>
+      <w:rFonts w:ascii="Consolas" w:hAnsi="Consolas" w:eastAsia="" w:cs=""/>
+      <w:color w:val="000000"/>
+      <w:kern w:val="0"/>
+      <w:sz w:val="18"/>
+      <w:szCs w:val="22"/>
+      <w:lang w:val="ru-RU" w:eastAsia="ru-RU" w:bidi="ru-RU"/>
+    </w:rPr>
   </w:style>
   <w:style w:type="numbering" w:styleId="Style7" w:default="1">
     <w:name w:val="Без списка"/>
@@ -15615,62 +15983,6 @@
         <w:shd w:val="clear" w:color="auto" w:fill="FBCAA2" w:themeFill="accent6" w:themeFillTint="7f"/>
       </w:tcPr>
     </w:tblStylePr>
-  </w:style>
-  <w:style w:type="paragraph" w:customStyle="1" w:styleId="Heading1">
-    <w:name w:val="heading 1"/>
-    <w:pPr>
-      <w:keepNext/>
-      <w:spacing w:before="240" w:after="160" w:line="240" w:lineRule="auto"/>
-      <w:ind w:firstLine="0"/>
-      <w:jc w:val="center"/>
-    </w:pPr>
-    <w:rPr>
-      <w:rFonts w:ascii="Times New Roman" w:hAnsi="Times New Roman"/>
-      <w:b/>
-      <w:color w:val="000000"/>
-      <w:sz w:val="32"/>
-    </w:rPr>
-  </w:style>
-  <w:style w:type="paragraph" w:customStyle="1" w:styleId="Heading2">
-    <w:name w:val="heading 2"/>
-    <w:pPr>
-      <w:keepNext/>
-      <w:spacing w:before="200" w:after="120" w:line="240" w:lineRule="auto"/>
-      <w:ind w:firstLine="0"/>
-      <w:jc w:val="left"/>
-    </w:pPr>
-    <w:rPr>
-      <w:rFonts w:ascii="Times New Roman" w:hAnsi="Times New Roman"/>
-      <w:b/>
-      <w:color w:val="000000"/>
-      <w:sz w:val="28"/>
-    </w:rPr>
-  </w:style>
-  <w:style w:type="paragraph" w:customStyle="1" w:styleId="CaptionAcademic">
-    <w:name w:val="Caption Academic"/>
-    <w:pPr>
-      <w:keepNext w:val="0"/>
-      <w:spacing w:before="80" w:after="160"/>
-      <w:ind w:firstLine="0"/>
-      <w:jc w:val="center"/>
-    </w:pPr>
-    <w:rPr>
-      <w:rFonts w:ascii="Times New Roman" w:hAnsi="Times New Roman"/>
-      <w:color w:val="000000"/>
-      <w:sz w:val="24"/>
-    </w:rPr>
-  </w:style>
-  <w:style w:type="paragraph" w:customStyle="1" w:styleId="Code">
-    <w:name w:val="Code"/>
-    <w:pPr>
-      <w:spacing w:line="240" w:lineRule="auto" w:before="40" w:after="40"/>
-      <w:ind w:left="397" w:right="227" w:firstLine="0"/>
-    </w:pPr>
-    <w:rPr>
-      <w:rFonts w:ascii="Consolas" w:hAnsi="Consolas"/>
-      <w:color w:val="000000"/>
-      <w:sz w:val="18"/>
-    </w:rPr>
   </w:style>
 </w:styles>
 </file>
